--- a/modelos/tecnica/ModeloTec - Estimativa de Esforço e Cronograma.docx
+++ b/modelos/tecnica/ModeloTec - Estimativa de Esforço e Cronograma.docx
@@ -1000,7 +1000,6 @@
           <w:right w:val="nil"/>
           <w:between w:val="nil"/>
         </w:pBdr>
-        <w:spacing w:line="360" w:lineRule="auto"/>
         <w:jc w:val="both"/>
         <w:rPr>
           <w:rFonts w:ascii="Calibri" w:hAnsi="Calibri" w:cs="Calibri"/>
@@ -1010,14 +1009,14 @@
     <w:p>
       <w:pPr>
         <w:pStyle w:val="CabealhodoSumrio"/>
-        <w:spacing w:before="0" w:after="240"/>
+        <w:spacing w:before="0" w:after="200" w:line="276" w:lineRule="auto"/>
         <w:rPr>
           <w:rFonts w:ascii="Calibri" w:hAnsi="Calibri" w:cs="Calibri"/>
           <w:b/>
           <w:bCs/>
           <w:color w:val="334682"/>
-          <w:sz w:val="44"/>
-          <w:szCs w:val="44"/>
+          <w:sz w:val="42"/>
+          <w:szCs w:val="42"/>
         </w:rPr>
       </w:pPr>
       <w:bookmarkStart w:id="6" w:name="_f2q8bufb49ap" w:colFirst="0" w:colLast="0"/>
@@ -1028,8 +1027,8 @@
           <w:b/>
           <w:bCs/>
           <w:color w:val="334682"/>
-          <w:sz w:val="44"/>
-          <w:szCs w:val="44"/>
+          <w:sz w:val="42"/>
+          <w:szCs w:val="42"/>
         </w:rPr>
         <w:t>Sumário</w:t>
       </w:r>
@@ -1149,7 +1148,6 @@
     <w:p>
       <w:pPr>
         <w:pStyle w:val="Ttulo1"/>
-        <w:spacing w:after="0" w:line="360" w:lineRule="auto"/>
         <w:jc w:val="both"/>
         <w:rPr>
           <w:rFonts w:ascii="Calibri" w:eastAsia="Calibri" w:hAnsi="Calibri" w:cs="Calibri"/>
@@ -1896,7 +1894,6 @@
     <w:p>
       <w:pPr>
         <w:pStyle w:val="Ttulo1"/>
-        <w:spacing w:after="240"/>
         <w:jc w:val="both"/>
         <w:rPr>
           <w:rFonts w:ascii="Calibri" w:eastAsia="Calibri" w:hAnsi="Calibri" w:cs="Calibri"/>

--- a/modelos/tecnica/ModeloTec - Estimativa de Esforço e Cronograma.docx
+++ b/modelos/tecnica/ModeloTec - Estimativa de Esforço e Cronograma.docx
@@ -1512,7 +1512,7 @@
           <w:sz w:val="20"/>
           <w:szCs w:val="20"/>
         </w:rPr>
-        <w:t>Tabela 1 – Estimativa de horas para cada atividade da S</w:t>
+        <w:t xml:space="preserve">Tabela 1 – Estimativa de horas para cada atividade da </w:t>
       </w:r>
       <w:r>
         <w:rPr>
@@ -1520,7 +1520,7 @@
           <w:sz w:val="20"/>
           <w:szCs w:val="20"/>
         </w:rPr>
-        <w:t xml:space="preserve">S </w:t>
+        <w:t>CTNI-0534-2021.00-</w:t>
       </w:r>
       <w:r>
         <w:rPr>
@@ -1536,7 +1536,7 @@
           <w:sz w:val="20"/>
           <w:szCs w:val="20"/>
         </w:rPr>
-        <w:t>/</w:t>
+        <w:t>-</w:t>
       </w:r>
       <w:r>
         <w:rPr>
@@ -2194,25 +2194,7 @@
                 <w:sz w:val="24"/>
                 <w:szCs w:val="24"/>
               </w:rPr>
-              <w:t>[</w:t>
-            </w:r>
-            <w:proofErr w:type="gramStart"/>
-            <w:r>
-              <w:rPr>
-                <w:rFonts w:ascii="Calibri" w:eastAsia="Calibri" w:hAnsi="Calibri" w:cs="Calibri"/>
-                <w:sz w:val="24"/>
-                <w:szCs w:val="24"/>
-              </w:rPr>
-              <w:t>TITULO</w:t>
-            </w:r>
-            <w:proofErr w:type="gramEnd"/>
-            <w:r>
-              <w:rPr>
-                <w:rFonts w:ascii="Calibri" w:eastAsia="Calibri" w:hAnsi="Calibri" w:cs="Calibri"/>
-                <w:sz w:val="24"/>
-                <w:szCs w:val="24"/>
-              </w:rPr>
-              <w:t>]</w:t>
+              <w:t>[TITULO]</w:t>
             </w:r>
           </w:p>
         </w:tc>
@@ -3074,27 +3056,7 @@
         <w:sz w:val="24"/>
         <w:szCs w:val="24"/>
       </w:rPr>
-      <w:t xml:space="preserve"> Rua da </w:t>
-    </w:r>
-    <w:proofErr w:type="spellStart"/>
-    <w:r>
-      <w:rPr>
-        <w:rFonts w:ascii="Calibri" w:eastAsia="Calibri" w:hAnsi="Calibri" w:cs="Calibri"/>
-        <w:color w:val="666666"/>
-        <w:sz w:val="24"/>
-        <w:szCs w:val="24"/>
-      </w:rPr>
-      <w:t>Bronzita</w:t>
-    </w:r>
-    <w:proofErr w:type="spellEnd"/>
-    <w:r>
-      <w:rPr>
-        <w:rFonts w:ascii="Calibri" w:eastAsia="Calibri" w:hAnsi="Calibri" w:cs="Calibri"/>
-        <w:color w:val="666666"/>
-        <w:sz w:val="24"/>
-        <w:szCs w:val="24"/>
-      </w:rPr>
-      <w:t>, 1917, Lagoa Nova, Natal/RN, Sala 3, 59.076-500</w:t>
+      <w:t xml:space="preserve"> Rua da Bronzita, 1917, Lagoa Nova, Natal/RN, Sala 3, 59.076-500</w:t>
     </w:r>
   </w:p>
   <w:p>
@@ -3279,21 +3241,7 @@
       <w:rPr>
         <w:color w:val="666666"/>
       </w:rPr>
-      <w:t xml:space="preserve"> Rua da </w:t>
-    </w:r>
-    <w:proofErr w:type="spellStart"/>
-    <w:r>
-      <w:rPr>
-        <w:color w:val="666666"/>
-      </w:rPr>
-      <w:t>Bronzita</w:t>
-    </w:r>
-    <w:proofErr w:type="spellEnd"/>
-    <w:r>
-      <w:rPr>
-        <w:color w:val="666666"/>
-      </w:rPr>
-      <w:t>, 1917, Lagoa Nova, Natal/RN, Sala 3, 59.076-500</w:t>
+      <w:t xml:space="preserve"> Rua da Bronzita, 1917, Lagoa Nova, Natal/RN, Sala 3, 59.076-500</w:t>
     </w:r>
   </w:p>
   <w:p>

--- a/modelos/tecnica/ModeloTec - Estimativa de Esforço e Cronograma.docx
+++ b/modelos/tecnica/ModeloTec - Estimativa de Esforço e Cronograma.docx
@@ -1,3 +1,3473 @@
+
+<file path=word/document.xml><?xml version="1.0" encoding="utf-8"?>
+<w:document xmlns:wpc="http://schemas.microsoft.com/office/word/2010/wordprocessingCanvas" xmlns:cx="http://schemas.microsoft.com/office/drawing/2014/chartex" xmlns:cx1="http://schemas.microsoft.com/office/drawing/2015/9/8/chartex" xmlns:cx2="http://schemas.microsoft.com/office/drawing/2015/10/21/chartex" xmlns:cx3="http://schemas.microsoft.com/office/drawing/2016/5/9/chartex" xmlns:cx4="http://schemas.microsoft.com/office/drawing/2016/5/10/chartex" xmlns:cx5="http://schemas.microsoft.com/office/drawing/2016/5/11/chartex" xmlns:cx6="http://schemas.microsoft.com/office/drawing/2016/5/12/chartex" xmlns:cx7="http://schemas.microsoft.com/office/drawing/2016/5/13/chartex" xmlns:cx8="http://schemas.microsoft.com/office/drawing/2016/5/14/chartex" xmlns:mc="http://schemas.openxmlformats.org/markup-compatibility/2006" xmlns:aink="http://schemas.microsoft.com/office/drawing/2016/ink" xmlns:am3d="http://schemas.microsoft.com/office/drawing/2017/model3d" xmlns:o="urn:schemas-microsoft-com:office:office" xmlns:oel="http://schemas.microsoft.com/office/2019/extlst" xmlns:r="http://schemas.openxmlformats.org/officeDocument/2006/relationships" xmlns:m="http://schemas.openxmlformats.org/officeDocument/2006/math" xmlns:v="urn:schemas-microsoft-com:vml" xmlns:wp14="http://schemas.microsoft.com/office/word/2010/wordprocessingDrawing" xmlns:wp="http://schemas.openxmlformats.org/drawingml/2006/wordprocessingDrawing" xmlns:w10="urn:schemas-microsoft-com:office:word" xmlns:w="http://schemas.openxmlformats.org/wordprocessingml/2006/main" xmlns:w14="http://schemas.microsoft.com/office/word/2010/wordml" xmlns:w15="http://schemas.microsoft.com/office/word/2012/wordml" xmlns:w16cex="http://schemas.microsoft.com/office/word/2018/wordml/cex" xmlns:w16cid="http://schemas.microsoft.com/office/word/2016/wordml/cid" xmlns:w16="http://schemas.microsoft.com/office/word/2018/wordml" xmlns:w16du="http://schemas.microsoft.com/office/word/2023/wordml/word16du" xmlns:w16sdtdh="http://schemas.microsoft.com/office/word/2020/wordml/sdtdatahash" xmlns:w16sdtfl="http://schemas.microsoft.com/office/word/2024/wordml/sdtformatlock" xmlns:w16se="http://schemas.microsoft.com/office/word/2015/wordml/symex" xmlns:wpg="http://schemas.microsoft.com/office/word/2010/wordprocessingGroup" xmlns:wpi="http://schemas.microsoft.com/office/word/2010/wordprocessingInk" xmlns:wne="http://schemas.microsoft.com/office/word/2006/wordml" xmlns:wps="http://schemas.microsoft.com/office/word/2010/wordprocessingShape" mc:Ignorable="w14 w15 w16se w16cid w16 w16cex w16sdtdh w16sdtfl w16du wp14">
+  <w:body>
+    <w:p>
+      <w:pPr>
+        <w:rPr>
+          <w:rFonts w:ascii="Calibri" w:hAnsi="Calibri" w:cs="Calibri"/>
+        </w:rPr>
+      </w:pPr>
+      <w:bookmarkStart w:id="0" w:name="_ht9zwna7w4do"/>
+      <w:bookmarkStart w:id="1" w:name="_alkxysdga6x8" w:colFirst="0" w:colLast="0"/>
+      <w:bookmarkStart w:id="2" w:name="_Hlk190487182"/>
+      <w:bookmarkEnd w:id="0"/>
+      <w:bookmarkEnd w:id="1"/>
+    </w:p>
+    <w:p>
+      <w:pPr>
+        <w:rPr>
+          <w:rFonts w:ascii="Calibri" w:hAnsi="Calibri" w:cs="Calibri"/>
+        </w:rPr>
+      </w:pPr>
+      <w:bookmarkStart w:id="3" w:name="_pt5h7plkpyez" w:colFirst="0" w:colLast="0"/>
+      <w:bookmarkEnd w:id="3"/>
+    </w:p>
+    <w:p>
+      <w:pPr>
+        <w:rPr>
+          <w:rFonts w:ascii="Calibri" w:hAnsi="Calibri" w:cs="Calibri"/>
+        </w:rPr>
+      </w:pPr>
+    </w:p>
+    <w:p>
+      <w:pPr>
+        <w:rPr>
+          <w:rFonts w:ascii="Calibri" w:hAnsi="Calibri" w:cs="Calibri"/>
+        </w:rPr>
+      </w:pPr>
+    </w:p>
+    <w:p>
+      <w:pPr>
+        <w:rPr>
+          <w:rFonts w:ascii="Calibri" w:hAnsi="Calibri" w:cs="Calibri"/>
+        </w:rPr>
+      </w:pPr>
+    </w:p>
+    <w:p>
+      <w:pPr>
+        <w:rPr>
+          <w:rFonts w:ascii="Calibri" w:hAnsi="Calibri" w:cs="Calibri"/>
+        </w:rPr>
+      </w:pPr>
+    </w:p>
+    <w:p>
+      <w:pPr>
+        <w:rPr>
+          <w:rFonts w:ascii="Calibri" w:hAnsi="Calibri" w:cs="Calibri"/>
+        </w:rPr>
+      </w:pPr>
+    </w:p>
+    <w:p>
+      <w:pPr>
+        <w:rPr>
+          <w:rFonts w:ascii="Calibri" w:hAnsi="Calibri" w:cs="Calibri"/>
+        </w:rPr>
+      </w:pPr>
+    </w:p>
+    <w:p>
+      <w:pPr>
+        <w:rPr>
+          <w:rFonts w:ascii="Calibri" w:hAnsi="Calibri" w:cs="Calibri"/>
+        </w:rPr>
+      </w:pPr>
+    </w:p>
+    <w:p>
+      <w:pPr>
+        <w:rPr>
+          <w:rFonts w:ascii="Calibri" w:hAnsi="Calibri" w:cs="Calibri"/>
+        </w:rPr>
+      </w:pPr>
+    </w:p>
+    <w:p>
+      <w:pPr>
+        <w:rPr>
+          <w:rFonts w:ascii="Calibri" w:hAnsi="Calibri" w:cs="Calibri"/>
+        </w:rPr>
+      </w:pPr>
+    </w:p>
+    <w:p>
+      <w:pPr>
+        <w:rPr>
+          <w:rFonts w:ascii="Calibri" w:hAnsi="Calibri" w:cs="Calibri"/>
+        </w:rPr>
+      </w:pPr>
+      <w:bookmarkStart w:id="4" w:name="_gli44eea0fa8" w:colFirst="0" w:colLast="0"/>
+      <w:bookmarkEnd w:id="4"/>
+    </w:p>
+    <w:p>
+      <w:pPr>
+        <w:rPr>
+          <w:rFonts w:ascii="Calibri" w:hAnsi="Calibri" w:cs="Calibri"/>
+        </w:rPr>
+      </w:pPr>
+    </w:p>
+    <w:p>
+      <w:pPr>
+        <w:rPr>
+          <w:rFonts w:ascii="Calibri" w:hAnsi="Calibri" w:cs="Calibri"/>
+        </w:rPr>
+      </w:pPr>
+    </w:p>
+    <w:bookmarkEnd w:id="2"/>
+    <w:p>
+      <w:pPr>
+        <w:spacing w:before="240" w:after="240"/>
+        <w:jc w:val="right"/>
+        <w:rPr>
+          <w:rFonts w:ascii="Calibri" w:eastAsia="Calibri" w:hAnsi="Calibri" w:cs="Calibri"/>
+          <w:sz w:val="48"/>
+          <w:szCs w:val="48"/>
+        </w:rPr>
+      </w:pPr>
+      <w:r>
+        <w:rPr>
+          <w:rFonts w:ascii="Calibri" w:eastAsia="Calibri" w:hAnsi="Calibri" w:cs="Calibri"/>
+          <w:b/>
+          <w:color w:val="334682"/>
+          <w:sz w:val="48"/>
+          <w:szCs w:val="48"/>
+        </w:rPr>
+        <w:t>Estimativa de Esforço e Cronograma</w:t>
+      </w:r>
+    </w:p>
+    <w:p>
+      <w:pPr>
+        <w:pBdr>
+          <w:top w:val="nil"/>
+          <w:left w:val="nil"/>
+          <w:bottom w:val="nil"/>
+          <w:right w:val="nil"/>
+          <w:between w:val="nil"/>
+        </w:pBdr>
+        <w:spacing w:before="240" w:after="240"/>
+        <w:jc w:val="right"/>
+        <w:rPr>
+          <w:rFonts w:ascii="Calibri" w:eastAsia="Calibri" w:hAnsi="Calibri" w:cs="Calibri"/>
+          <w:b/>
+          <w:bCs/>
+          <w:color w:val="334682"/>
+          <w:sz w:val="28"/>
+          <w:szCs w:val="28"/>
+        </w:rPr>
+      </w:pPr>
+      <w:r>
+        <w:rPr>
+          <w:rFonts w:ascii="Calibri" w:eastAsia="Calibri" w:hAnsi="Calibri" w:cs="Calibri"/>
+          <w:b/>
+          <w:bCs/>
+          <w:color w:val="334682"/>
+          <w:sz w:val="28"/>
+          <w:szCs w:val="28"/>
+        </w:rPr>
+        <w:t>SS-CTNI-0534-2021.00-[NNN]-[AAAA]</w:t>
+      </w:r>
+    </w:p>
+    <w:p>
+      <w:pPr>
+        <w:rPr>
+          <w:rFonts w:ascii="Calibri" w:eastAsia="Calibri" w:hAnsi="Calibri" w:cs="Calibri"/>
+        </w:rPr>
+      </w:pPr>
+    </w:p>
+    <w:p>
+      <w:pPr>
+        <w:rPr>
+          <w:rFonts w:ascii="Calibri" w:eastAsia="Calibri" w:hAnsi="Calibri" w:cs="Calibri"/>
+        </w:rPr>
+      </w:pPr>
+    </w:p>
+    <w:p>
+      <w:pPr>
+        <w:rPr>
+          <w:rFonts w:ascii="Calibri" w:eastAsia="Calibri" w:hAnsi="Calibri" w:cs="Calibri"/>
+        </w:rPr>
+      </w:pPr>
+    </w:p>
+    <w:p>
+      <w:pPr>
+        <w:rPr>
+          <w:rFonts w:ascii="Calibri" w:eastAsia="Calibri" w:hAnsi="Calibri" w:cs="Calibri"/>
+        </w:rPr>
+      </w:pPr>
+    </w:p>
+    <w:p>
+      <w:pPr>
+        <w:rPr>
+          <w:rFonts w:ascii="Calibri" w:eastAsia="Calibri" w:hAnsi="Calibri" w:cs="Calibri"/>
+        </w:rPr>
+      </w:pPr>
+    </w:p>
+    <w:p>
+      <w:pPr>
+        <w:rPr>
+          <w:rFonts w:ascii="Calibri" w:eastAsia="Calibri" w:hAnsi="Calibri" w:cs="Calibri"/>
+        </w:rPr>
+      </w:pPr>
+    </w:p>
+    <w:p>
+      <w:pPr>
+        <w:pBdr>
+          <w:top w:val="nil"/>
+          <w:left w:val="nil"/>
+          <w:bottom w:val="nil"/>
+          <w:right w:val="nil"/>
+          <w:between w:val="nil"/>
+        </w:pBdr>
+        <w:spacing w:before="240" w:after="240"/>
+        <w:jc w:val="right"/>
+        <w:rPr>
+          <w:rFonts w:ascii="Calibri" w:eastAsia="Calibri" w:hAnsi="Calibri" w:cs="Calibri"/>
+          <w:b/>
+          <w:color w:val="334682"/>
+          <w:sz w:val="28"/>
+          <w:szCs w:val="28"/>
+        </w:rPr>
+      </w:pPr>
+      <w:r>
+        <w:rPr>
+          <w:rFonts w:ascii="Calibri" w:eastAsia="Calibri" w:hAnsi="Calibri" w:cs="Calibri"/>
+          <w:b/>
+          <w:color w:val="334682"/>
+          <w:sz w:val="28"/>
+          <w:szCs w:val="28"/>
+        </w:rPr>
+        <w:t>Versão 1.0</w:t>
+      </w:r>
+    </w:p>
+    <w:p>
+      <w:pPr>
+        <w:pBdr>
+          <w:top w:val="nil"/>
+          <w:left w:val="nil"/>
+          <w:bottom w:val="nil"/>
+          <w:right w:val="nil"/>
+          <w:between w:val="nil"/>
+        </w:pBdr>
+        <w:spacing w:before="240" w:after="240"/>
+        <w:jc w:val="right"/>
+        <w:rPr>
+          <w:rFonts w:ascii="Calibri" w:eastAsia="Calibri" w:hAnsi="Calibri" w:cs="Calibri"/>
+          <w:b/>
+          <w:bCs/>
+          <w:sz w:val="40"/>
+          <w:szCs w:val="40"/>
+          <w:u w:val="single"/>
+        </w:rPr>
+      </w:pPr>
+      <w:r>
+        <w:rPr>
+          <w:rFonts w:ascii="Calibri" w:eastAsia="Calibri" w:hAnsi="Calibri" w:cs="Calibri"/>
+          <w:b/>
+          <w:color w:val="334682"/>
+          <w:sz w:val="28"/>
+          <w:szCs w:val="28"/>
+        </w:rPr>
+        <w:t>[DATA_ATUAL]</w:t>
+      </w:r>
+    </w:p>
+    <w:p>
+      <w:pPr>
+        <w:rPr>
+          <w:rFonts w:ascii="Calibri" w:hAnsi="Calibri" w:cs="Calibri"/>
+          <w:b/>
+          <w:color w:val="334682"/>
+          <w:sz w:val="42"/>
+          <w:szCs w:val="42"/>
+        </w:rPr>
+      </w:pPr>
+      <w:bookmarkStart w:id="5" w:name="_i2upxltnlkdd"/>
+      <w:bookmarkEnd w:id="5"/>
+      <w:r>
+        <w:rPr>
+          <w:rFonts w:ascii="Calibri" w:hAnsi="Calibri" w:cs="Calibri"/>
+        </w:rPr>
+        <w:br w:type="page"/>
+      </w:r>
+    </w:p>
+    <w:p>
+      <w:pPr>
+        <w:rPr>
+          <w:rFonts w:ascii="Calibri" w:hAnsi="Calibri" w:cs="Calibri"/>
+        </w:rPr>
+      </w:pPr>
+    </w:p>
+    <w:p>
+      <w:pPr>
+        <w:jc w:val="center"/>
+        <w:rPr>
+          <w:rFonts w:ascii="Calibri" w:eastAsia="Calibri" w:hAnsi="Calibri" w:cs="Calibri"/>
+        </w:rPr>
+      </w:pPr>
+      <w:r>
+        <w:rPr>
+          <w:rFonts w:ascii="Calibri" w:eastAsia="Calibri" w:hAnsi="Calibri" w:cs="Calibri"/>
+          <w:b/>
+          <w:color w:val="334682"/>
+          <w:sz w:val="42"/>
+          <w:szCs w:val="42"/>
+        </w:rPr>
+        <w:t>Histórico de Revisão</w:t>
+      </w:r>
+    </w:p>
+    <w:p>
+      <w:pPr>
+        <w:spacing w:before="240" w:after="240"/>
+        <w:rPr>
+          <w:rFonts w:ascii="Calibri" w:eastAsia="Corbel" w:hAnsi="Calibri" w:cs="Calibri"/>
+        </w:rPr>
+      </w:pPr>
+      <w:r>
+        <w:rPr>
+          <w:rFonts w:ascii="Calibri" w:eastAsia="Corbel" w:hAnsi="Calibri" w:cs="Calibri"/>
+        </w:rPr>
+        <w:t xml:space="preserve"> </w:t>
+      </w:r>
+    </w:p>
+    <w:tbl>
+      <w:tblPr>
+        <w:tblStyle w:val="a"/>
+        <w:tblW w:w="9630" w:type="dxa"/>
+        <w:tblInd w:w="2" w:type="dxa"/>
+        <w:tblBorders>
+          <w:top w:val="nil"/>
+          <w:left w:val="nil"/>
+          <w:bottom w:val="nil"/>
+          <w:right w:val="nil"/>
+          <w:insideH w:val="nil"/>
+          <w:insideV w:val="nil"/>
+        </w:tblBorders>
+        <w:tblLook w:val="0600" w:firstRow="0" w:lastRow="0" w:firstColumn="0" w:lastColumn="0" w:noHBand="1" w:noVBand="1"/>
+      </w:tblPr>
+      <w:tblGrid>
+        <w:gridCol w:w="1785"/>
+        <w:gridCol w:w="5475"/>
+        <w:gridCol w:w="2370"/>
+      </w:tblGrid>
+      <w:tr>
+        <w:trPr>
+          <w:trHeight w:val="460"/>
+        </w:trPr>
+        <w:tc>
+          <w:tcPr>
+            <w:tcW w:w="1785" w:type="dxa"/>
+            <w:tcBorders>
+              <w:top w:val="single" w:sz="8" w:space="0" w:color="000000" w:themeColor="text1"/>
+              <w:left w:val="single" w:sz="8" w:space="0" w:color="000000" w:themeColor="text1"/>
+              <w:bottom w:val="single" w:sz="8" w:space="0" w:color="000000" w:themeColor="text1"/>
+              <w:right w:val="single" w:sz="8" w:space="0" w:color="000000" w:themeColor="text1"/>
+            </w:tcBorders>
+            <w:tcMar>
+              <w:top w:w="100" w:type="dxa"/>
+              <w:left w:w="100" w:type="dxa"/>
+              <w:bottom w:w="100" w:type="dxa"/>
+              <w:right w:w="100" w:type="dxa"/>
+            </w:tcMar>
+          </w:tcPr>
+          <w:p>
+            <w:pPr>
+              <w:spacing w:before="240" w:after="240" w:line="240" w:lineRule="auto"/>
+              <w:rPr>
+                <w:rFonts w:ascii="Calibri" w:eastAsia="Calibri" w:hAnsi="Calibri" w:cs="Calibri"/>
+                <w:b/>
+                <w:sz w:val="24"/>
+                <w:szCs w:val="24"/>
+              </w:rPr>
+            </w:pPr>
+            <w:r>
+              <w:rPr>
+                <w:rFonts w:ascii="Calibri" w:eastAsia="Calibri" w:hAnsi="Calibri" w:cs="Calibri"/>
+                <w:b/>
+                <w:sz w:val="24"/>
+                <w:szCs w:val="24"/>
+              </w:rPr>
+              <w:t>Data</w:t>
+            </w:r>
+          </w:p>
+        </w:tc>
+        <w:tc>
+          <w:tcPr>
+            <w:tcW w:w="5475" w:type="dxa"/>
+            <w:tcBorders>
+              <w:top w:val="single" w:sz="8" w:space="0" w:color="000000" w:themeColor="text1"/>
+              <w:left w:val="nil"/>
+              <w:bottom w:val="single" w:sz="8" w:space="0" w:color="000000" w:themeColor="text1"/>
+              <w:right w:val="single" w:sz="8" w:space="0" w:color="000000" w:themeColor="text1"/>
+            </w:tcBorders>
+            <w:tcMar>
+              <w:top w:w="100" w:type="dxa"/>
+              <w:left w:w="100" w:type="dxa"/>
+              <w:bottom w:w="100" w:type="dxa"/>
+              <w:right w:w="100" w:type="dxa"/>
+            </w:tcMar>
+          </w:tcPr>
+          <w:p>
+            <w:pPr>
+              <w:spacing w:before="240" w:after="240" w:line="240" w:lineRule="auto"/>
+              <w:rPr>
+                <w:rFonts w:ascii="Calibri" w:eastAsia="Calibri" w:hAnsi="Calibri" w:cs="Calibri"/>
+                <w:b/>
+                <w:sz w:val="24"/>
+                <w:szCs w:val="24"/>
+              </w:rPr>
+            </w:pPr>
+            <w:r>
+              <w:rPr>
+                <w:rFonts w:ascii="Calibri" w:eastAsia="Calibri" w:hAnsi="Calibri" w:cs="Calibri"/>
+                <w:b/>
+                <w:sz w:val="24"/>
+                <w:szCs w:val="24"/>
+              </w:rPr>
+              <w:t>Descrição</w:t>
+            </w:r>
+          </w:p>
+        </w:tc>
+        <w:tc>
+          <w:tcPr>
+            <w:tcW w:w="2370" w:type="dxa"/>
+            <w:tcBorders>
+              <w:top w:val="single" w:sz="8" w:space="0" w:color="000000" w:themeColor="text1"/>
+              <w:left w:val="nil"/>
+              <w:bottom w:val="single" w:sz="8" w:space="0" w:color="000000" w:themeColor="text1"/>
+              <w:right w:val="single" w:sz="8" w:space="0" w:color="000000" w:themeColor="text1"/>
+            </w:tcBorders>
+            <w:tcMar>
+              <w:top w:w="100" w:type="dxa"/>
+              <w:left w:w="100" w:type="dxa"/>
+              <w:bottom w:w="100" w:type="dxa"/>
+              <w:right w:w="100" w:type="dxa"/>
+            </w:tcMar>
+          </w:tcPr>
+          <w:p>
+            <w:pPr>
+              <w:spacing w:before="240" w:after="240" w:line="240" w:lineRule="auto"/>
+              <w:rPr>
+                <w:rFonts w:ascii="Calibri" w:eastAsia="Calibri" w:hAnsi="Calibri" w:cs="Calibri"/>
+                <w:b/>
+                <w:sz w:val="24"/>
+                <w:szCs w:val="24"/>
+              </w:rPr>
+            </w:pPr>
+            <w:r>
+              <w:rPr>
+                <w:rFonts w:ascii="Calibri" w:eastAsia="Calibri" w:hAnsi="Calibri" w:cs="Calibri"/>
+                <w:b/>
+                <w:sz w:val="24"/>
+                <w:szCs w:val="24"/>
+              </w:rPr>
+              <w:t>Autor</w:t>
+            </w:r>
+          </w:p>
+        </w:tc>
+      </w:tr>
+      <w:tr>
+        <w:trPr>
+          <w:trHeight w:val="560"/>
+        </w:trPr>
+        <w:tc>
+          <w:tcPr>
+            <w:tcW w:w="1785" w:type="dxa"/>
+            <w:tcBorders>
+              <w:top w:val="nil"/>
+              <w:left w:val="single" w:sz="8" w:space="0" w:color="000000" w:themeColor="text1"/>
+              <w:bottom w:val="single" w:sz="8" w:space="0" w:color="000000" w:themeColor="text1"/>
+              <w:right w:val="single" w:sz="8" w:space="0" w:color="000000" w:themeColor="text1"/>
+            </w:tcBorders>
+            <w:tcMar>
+              <w:top w:w="100" w:type="dxa"/>
+              <w:left w:w="100" w:type="dxa"/>
+              <w:bottom w:w="100" w:type="dxa"/>
+              <w:right w:w="100" w:type="dxa"/>
+            </w:tcMar>
+            <w:vAlign w:val="center"/>
+          </w:tcPr>
+          <w:p>
+            <w:pPr>
+              <w:spacing w:before="240" w:after="240" w:line="240" w:lineRule="auto"/>
+              <w:rPr>
+                <w:rFonts w:ascii="Calibri" w:eastAsia="Calibri" w:hAnsi="Calibri" w:cs="Calibri"/>
+                <w:sz w:val="24"/>
+                <w:szCs w:val="24"/>
+              </w:rPr>
+            </w:pPr>
+            <w:r>
+              <w:rPr>
+                <w:rFonts w:ascii="Calibri" w:eastAsia="Calibri" w:hAnsi="Calibri" w:cs="Calibri"/>
+                <w:sz w:val="24"/>
+                <w:szCs w:val="24"/>
+              </w:rPr>
+              <w:t>[DATA_ATUAL]</w:t>
+            </w:r>
+          </w:p>
+        </w:tc>
+        <w:tc>
+          <w:tcPr>
+            <w:tcW w:w="5475" w:type="dxa"/>
+            <w:tcBorders>
+              <w:top w:val="nil"/>
+              <w:left w:val="nil"/>
+              <w:bottom w:val="single" w:sz="8" w:space="0" w:color="000000" w:themeColor="text1"/>
+              <w:right w:val="single" w:sz="8" w:space="0" w:color="000000" w:themeColor="text1"/>
+            </w:tcBorders>
+            <w:tcMar>
+              <w:top w:w="100" w:type="dxa"/>
+              <w:left w:w="100" w:type="dxa"/>
+              <w:bottom w:w="100" w:type="dxa"/>
+              <w:right w:w="100" w:type="dxa"/>
+            </w:tcMar>
+            <w:vAlign w:val="center"/>
+          </w:tcPr>
+          <w:p>
+            <w:pPr>
+              <w:spacing w:before="240" w:after="240" w:line="240" w:lineRule="auto"/>
+              <w:rPr>
+                <w:rFonts w:ascii="Calibri" w:eastAsia="Calibri" w:hAnsi="Calibri" w:cs="Calibri"/>
+                <w:sz w:val="24"/>
+                <w:szCs w:val="24"/>
+              </w:rPr>
+            </w:pPr>
+            <w:r>
+              <w:rPr>
+                <w:rFonts w:ascii="Calibri" w:eastAsia="Calibri" w:hAnsi="Calibri" w:cs="Calibri"/>
+                <w:sz w:val="24"/>
+                <w:szCs w:val="24"/>
+              </w:rPr>
+              <w:t>Criação do documento</w:t>
+            </w:r>
+          </w:p>
+        </w:tc>
+        <w:tc>
+          <w:tcPr>
+            <w:tcW w:w="2370" w:type="dxa"/>
+            <w:tcBorders>
+              <w:top w:val="nil"/>
+              <w:left w:val="nil"/>
+              <w:bottom w:val="single" w:sz="8" w:space="0" w:color="000000" w:themeColor="text1"/>
+              <w:right w:val="single" w:sz="8" w:space="0" w:color="000000" w:themeColor="text1"/>
+            </w:tcBorders>
+            <w:tcMar>
+              <w:top w:w="100" w:type="dxa"/>
+              <w:left w:w="100" w:type="dxa"/>
+              <w:bottom w:w="100" w:type="dxa"/>
+              <w:right w:w="100" w:type="dxa"/>
+            </w:tcMar>
+            <w:vAlign w:val="center"/>
+          </w:tcPr>
+          <w:p>
+            <w:pPr>
+              <w:spacing w:before="240" w:after="240" w:line="240" w:lineRule="auto"/>
+              <w:rPr>
+                <w:rFonts w:ascii="Calibri" w:eastAsia="Calibri" w:hAnsi="Calibri" w:cs="Calibri"/>
+                <w:sz w:val="24"/>
+                <w:szCs w:val="24"/>
+              </w:rPr>
+            </w:pPr>
+            <w:r>
+              <w:rPr>
+                <w:rFonts w:ascii="Calibri" w:eastAsia="Calibri" w:hAnsi="Calibri" w:cs="Calibri"/>
+                <w:sz w:val="24"/>
+                <w:szCs w:val="24"/>
+              </w:rPr>
+              <w:t>[INICIAIS_AUTOR]</w:t>
+            </w:r>
+          </w:p>
+        </w:tc>
+      </w:tr>
+      <w:tr>
+        <w:trPr>
+          <w:trHeight w:val="180"/>
+        </w:trPr>
+        <w:tc>
+          <w:tcPr>
+            <w:tcW w:w="1785" w:type="dxa"/>
+            <w:tcBorders>
+              <w:top w:val="nil"/>
+              <w:left w:val="single" w:sz="8" w:space="0" w:color="000000" w:themeColor="text1"/>
+              <w:bottom w:val="single" w:sz="8" w:space="0" w:color="000000" w:themeColor="text1"/>
+              <w:right w:val="single" w:sz="8" w:space="0" w:color="000000" w:themeColor="text1"/>
+            </w:tcBorders>
+            <w:tcMar>
+              <w:top w:w="100" w:type="dxa"/>
+              <w:left w:w="100" w:type="dxa"/>
+              <w:bottom w:w="100" w:type="dxa"/>
+              <w:right w:w="100" w:type="dxa"/>
+            </w:tcMar>
+            <w:vAlign w:val="center"/>
+          </w:tcPr>
+          <w:p>
+            <w:pPr>
+              <w:spacing w:before="240" w:after="240" w:line="240" w:lineRule="auto"/>
+              <w:rPr>
+                <w:rFonts w:ascii="Calibri" w:eastAsia="Calibri" w:hAnsi="Calibri" w:cs="Calibri"/>
+                <w:sz w:val="24"/>
+                <w:szCs w:val="24"/>
+              </w:rPr>
+            </w:pPr>
+          </w:p>
+        </w:tc>
+        <w:tc>
+          <w:tcPr>
+            <w:tcW w:w="5475" w:type="dxa"/>
+            <w:tcBorders>
+              <w:top w:val="nil"/>
+              <w:left w:val="nil"/>
+              <w:bottom w:val="single" w:sz="8" w:space="0" w:color="000000" w:themeColor="text1"/>
+              <w:right w:val="single" w:sz="8" w:space="0" w:color="000000" w:themeColor="text1"/>
+            </w:tcBorders>
+            <w:tcMar>
+              <w:top w:w="100" w:type="dxa"/>
+              <w:left w:w="100" w:type="dxa"/>
+              <w:bottom w:w="100" w:type="dxa"/>
+              <w:right w:w="100" w:type="dxa"/>
+            </w:tcMar>
+            <w:vAlign w:val="center"/>
+          </w:tcPr>
+          <w:p>
+            <w:pPr>
+              <w:spacing w:before="240" w:after="240" w:line="240" w:lineRule="auto"/>
+              <w:rPr>
+                <w:rFonts w:ascii="Calibri" w:eastAsia="Calibri" w:hAnsi="Calibri" w:cs="Calibri"/>
+                <w:sz w:val="24"/>
+                <w:szCs w:val="24"/>
+              </w:rPr>
+            </w:pPr>
+          </w:p>
+        </w:tc>
+        <w:tc>
+          <w:tcPr>
+            <w:tcW w:w="2370" w:type="dxa"/>
+            <w:tcBorders>
+              <w:top w:val="nil"/>
+              <w:left w:val="nil"/>
+              <w:bottom w:val="single" w:sz="8" w:space="0" w:color="000000" w:themeColor="text1"/>
+              <w:right w:val="single" w:sz="8" w:space="0" w:color="000000" w:themeColor="text1"/>
+            </w:tcBorders>
+            <w:tcMar>
+              <w:top w:w="100" w:type="dxa"/>
+              <w:left w:w="100" w:type="dxa"/>
+              <w:bottom w:w="100" w:type="dxa"/>
+              <w:right w:w="100" w:type="dxa"/>
+            </w:tcMar>
+            <w:vAlign w:val="center"/>
+          </w:tcPr>
+          <w:p>
+            <w:pPr>
+              <w:spacing w:before="240" w:after="240" w:line="240" w:lineRule="auto"/>
+              <w:rPr>
+                <w:rFonts w:ascii="Calibri" w:eastAsia="Calibri" w:hAnsi="Calibri" w:cs="Calibri"/>
+                <w:sz w:val="24"/>
+                <w:szCs w:val="24"/>
+              </w:rPr>
+            </w:pPr>
+          </w:p>
+        </w:tc>
+      </w:tr>
+      <w:tr>
+        <w:trPr>
+          <w:trHeight w:val="480"/>
+        </w:trPr>
+        <w:tc>
+          <w:tcPr>
+            <w:tcW w:w="1785" w:type="dxa"/>
+            <w:tcBorders>
+              <w:top w:val="nil"/>
+              <w:left w:val="single" w:sz="8" w:space="0" w:color="000000" w:themeColor="text1"/>
+              <w:bottom w:val="single" w:sz="8" w:space="0" w:color="000000" w:themeColor="text1"/>
+              <w:right w:val="single" w:sz="8" w:space="0" w:color="000000" w:themeColor="text1"/>
+            </w:tcBorders>
+            <w:tcMar>
+              <w:top w:w="100" w:type="dxa"/>
+              <w:left w:w="100" w:type="dxa"/>
+              <w:bottom w:w="100" w:type="dxa"/>
+              <w:right w:w="100" w:type="dxa"/>
+            </w:tcMar>
+          </w:tcPr>
+          <w:p>
+            <w:pPr>
+              <w:spacing w:before="240" w:after="240" w:line="240" w:lineRule="auto"/>
+              <w:rPr>
+                <w:rFonts w:ascii="Calibri" w:eastAsia="Calibri" w:hAnsi="Calibri" w:cs="Calibri"/>
+                <w:sz w:val="24"/>
+                <w:szCs w:val="24"/>
+              </w:rPr>
+            </w:pPr>
+          </w:p>
+        </w:tc>
+        <w:tc>
+          <w:tcPr>
+            <w:tcW w:w="5475" w:type="dxa"/>
+            <w:tcBorders>
+              <w:top w:val="nil"/>
+              <w:left w:val="nil"/>
+              <w:bottom w:val="single" w:sz="8" w:space="0" w:color="000000" w:themeColor="text1"/>
+              <w:right w:val="single" w:sz="8" w:space="0" w:color="000000" w:themeColor="text1"/>
+            </w:tcBorders>
+            <w:tcMar>
+              <w:top w:w="100" w:type="dxa"/>
+              <w:left w:w="100" w:type="dxa"/>
+              <w:bottom w:w="100" w:type="dxa"/>
+              <w:right w:w="100" w:type="dxa"/>
+            </w:tcMar>
+          </w:tcPr>
+          <w:p>
+            <w:pPr>
+              <w:spacing w:before="240" w:after="240" w:line="240" w:lineRule="auto"/>
+              <w:rPr>
+                <w:rFonts w:ascii="Calibri" w:eastAsia="Calibri" w:hAnsi="Calibri" w:cs="Calibri"/>
+                <w:sz w:val="24"/>
+                <w:szCs w:val="24"/>
+              </w:rPr>
+            </w:pPr>
+          </w:p>
+        </w:tc>
+        <w:tc>
+          <w:tcPr>
+            <w:tcW w:w="2370" w:type="dxa"/>
+            <w:tcBorders>
+              <w:top w:val="nil"/>
+              <w:left w:val="nil"/>
+              <w:bottom w:val="single" w:sz="8" w:space="0" w:color="000000" w:themeColor="text1"/>
+              <w:right w:val="single" w:sz="8" w:space="0" w:color="000000" w:themeColor="text1"/>
+            </w:tcBorders>
+            <w:tcMar>
+              <w:top w:w="100" w:type="dxa"/>
+              <w:left w:w="100" w:type="dxa"/>
+              <w:bottom w:w="100" w:type="dxa"/>
+              <w:right w:w="100" w:type="dxa"/>
+            </w:tcMar>
+          </w:tcPr>
+          <w:p>
+            <w:pPr>
+              <w:spacing w:before="240" w:after="240" w:line="240" w:lineRule="auto"/>
+              <w:rPr>
+                <w:rFonts w:ascii="Calibri" w:eastAsia="Calibri" w:hAnsi="Calibri" w:cs="Calibri"/>
+                <w:sz w:val="24"/>
+                <w:szCs w:val="24"/>
+              </w:rPr>
+            </w:pPr>
+          </w:p>
+        </w:tc>
+      </w:tr>
+      <w:tr>
+        <w:trPr>
+          <w:trHeight w:val="460"/>
+        </w:trPr>
+        <w:tc>
+          <w:tcPr>
+            <w:tcW w:w="1785" w:type="dxa"/>
+            <w:tcBorders>
+              <w:top w:val="nil"/>
+              <w:left w:val="single" w:sz="8" w:space="0" w:color="000000" w:themeColor="text1"/>
+              <w:bottom w:val="single" w:sz="8" w:space="0" w:color="000000" w:themeColor="text1"/>
+              <w:right w:val="single" w:sz="8" w:space="0" w:color="000000" w:themeColor="text1"/>
+            </w:tcBorders>
+            <w:tcMar>
+              <w:top w:w="100" w:type="dxa"/>
+              <w:left w:w="100" w:type="dxa"/>
+              <w:bottom w:w="100" w:type="dxa"/>
+              <w:right w:w="100" w:type="dxa"/>
+            </w:tcMar>
+          </w:tcPr>
+          <w:p>
+            <w:pPr>
+              <w:spacing w:before="240" w:after="240" w:line="240" w:lineRule="auto"/>
+              <w:rPr>
+                <w:rFonts w:ascii="Calibri" w:eastAsia="Calibri" w:hAnsi="Calibri" w:cs="Calibri"/>
+                <w:sz w:val="24"/>
+                <w:szCs w:val="24"/>
+              </w:rPr>
+            </w:pPr>
+            <w:r>
+              <w:rPr>
+                <w:rFonts w:ascii="Calibri" w:eastAsia="Calibri" w:hAnsi="Calibri" w:cs="Calibri"/>
+                <w:sz w:val="24"/>
+                <w:szCs w:val="24"/>
+              </w:rPr>
+              <w:t xml:space="preserve"> </w:t>
+            </w:r>
+          </w:p>
+        </w:tc>
+        <w:tc>
+          <w:tcPr>
+            <w:tcW w:w="5475" w:type="dxa"/>
+            <w:tcBorders>
+              <w:top w:val="nil"/>
+              <w:left w:val="nil"/>
+              <w:bottom w:val="single" w:sz="8" w:space="0" w:color="000000" w:themeColor="text1"/>
+              <w:right w:val="single" w:sz="8" w:space="0" w:color="000000" w:themeColor="text1"/>
+            </w:tcBorders>
+            <w:tcMar>
+              <w:top w:w="100" w:type="dxa"/>
+              <w:left w:w="100" w:type="dxa"/>
+              <w:bottom w:w="100" w:type="dxa"/>
+              <w:right w:w="100" w:type="dxa"/>
+            </w:tcMar>
+          </w:tcPr>
+          <w:p>
+            <w:pPr>
+              <w:spacing w:before="240" w:after="240" w:line="240" w:lineRule="auto"/>
+              <w:rPr>
+                <w:rFonts w:ascii="Calibri" w:eastAsia="Calibri" w:hAnsi="Calibri" w:cs="Calibri"/>
+                <w:sz w:val="24"/>
+                <w:szCs w:val="24"/>
+              </w:rPr>
+            </w:pPr>
+            <w:r>
+              <w:rPr>
+                <w:rFonts w:ascii="Calibri" w:eastAsia="Calibri" w:hAnsi="Calibri" w:cs="Calibri"/>
+                <w:sz w:val="24"/>
+                <w:szCs w:val="24"/>
+              </w:rPr>
+              <w:t xml:space="preserve"> </w:t>
+            </w:r>
+          </w:p>
+        </w:tc>
+        <w:tc>
+          <w:tcPr>
+            <w:tcW w:w="2370" w:type="dxa"/>
+            <w:tcBorders>
+              <w:top w:val="nil"/>
+              <w:left w:val="nil"/>
+              <w:bottom w:val="single" w:sz="8" w:space="0" w:color="000000" w:themeColor="text1"/>
+              <w:right w:val="single" w:sz="8" w:space="0" w:color="000000" w:themeColor="text1"/>
+            </w:tcBorders>
+            <w:tcMar>
+              <w:top w:w="100" w:type="dxa"/>
+              <w:left w:w="100" w:type="dxa"/>
+              <w:bottom w:w="100" w:type="dxa"/>
+              <w:right w:w="100" w:type="dxa"/>
+            </w:tcMar>
+          </w:tcPr>
+          <w:p>
+            <w:pPr>
+              <w:spacing w:before="240" w:after="240" w:line="240" w:lineRule="auto"/>
+              <w:rPr>
+                <w:rFonts w:ascii="Calibri" w:eastAsia="Calibri" w:hAnsi="Calibri" w:cs="Calibri"/>
+                <w:sz w:val="24"/>
+                <w:szCs w:val="24"/>
+              </w:rPr>
+            </w:pPr>
+            <w:r>
+              <w:rPr>
+                <w:rFonts w:ascii="Calibri" w:eastAsia="Calibri" w:hAnsi="Calibri" w:cs="Calibri"/>
+                <w:sz w:val="24"/>
+                <w:szCs w:val="24"/>
+              </w:rPr>
+              <w:t xml:space="preserve"> </w:t>
+            </w:r>
+          </w:p>
+        </w:tc>
+      </w:tr>
+      <w:tr>
+        <w:trPr>
+          <w:trHeight w:val="460"/>
+        </w:trPr>
+        <w:tc>
+          <w:tcPr>
+            <w:tcW w:w="1785" w:type="dxa"/>
+            <w:tcBorders>
+              <w:top w:val="nil"/>
+              <w:left w:val="single" w:sz="8" w:space="0" w:color="000000" w:themeColor="text1"/>
+              <w:bottom w:val="single" w:sz="8" w:space="0" w:color="000000" w:themeColor="text1"/>
+              <w:right w:val="single" w:sz="8" w:space="0" w:color="000000" w:themeColor="text1"/>
+            </w:tcBorders>
+            <w:tcMar>
+              <w:top w:w="100" w:type="dxa"/>
+              <w:left w:w="100" w:type="dxa"/>
+              <w:bottom w:w="100" w:type="dxa"/>
+              <w:right w:w="100" w:type="dxa"/>
+            </w:tcMar>
+          </w:tcPr>
+          <w:p>
+            <w:pPr>
+              <w:spacing w:before="240" w:after="240" w:line="240" w:lineRule="auto"/>
+              <w:rPr>
+                <w:rFonts w:ascii="Calibri" w:eastAsia="Calibri" w:hAnsi="Calibri" w:cs="Calibri"/>
+                <w:sz w:val="24"/>
+                <w:szCs w:val="24"/>
+              </w:rPr>
+            </w:pPr>
+            <w:r>
+              <w:rPr>
+                <w:rFonts w:ascii="Calibri" w:eastAsia="Calibri" w:hAnsi="Calibri" w:cs="Calibri"/>
+                <w:sz w:val="24"/>
+                <w:szCs w:val="24"/>
+              </w:rPr>
+              <w:t xml:space="preserve"> </w:t>
+            </w:r>
+          </w:p>
+        </w:tc>
+        <w:tc>
+          <w:tcPr>
+            <w:tcW w:w="5475" w:type="dxa"/>
+            <w:tcBorders>
+              <w:top w:val="nil"/>
+              <w:left w:val="nil"/>
+              <w:bottom w:val="single" w:sz="8" w:space="0" w:color="000000" w:themeColor="text1"/>
+              <w:right w:val="single" w:sz="8" w:space="0" w:color="000000" w:themeColor="text1"/>
+            </w:tcBorders>
+            <w:tcMar>
+              <w:top w:w="100" w:type="dxa"/>
+              <w:left w:w="100" w:type="dxa"/>
+              <w:bottom w:w="100" w:type="dxa"/>
+              <w:right w:w="100" w:type="dxa"/>
+            </w:tcMar>
+          </w:tcPr>
+          <w:p>
+            <w:pPr>
+              <w:spacing w:before="240" w:after="240" w:line="240" w:lineRule="auto"/>
+              <w:rPr>
+                <w:rFonts w:ascii="Calibri" w:eastAsia="Calibri" w:hAnsi="Calibri" w:cs="Calibri"/>
+                <w:sz w:val="24"/>
+                <w:szCs w:val="24"/>
+              </w:rPr>
+            </w:pPr>
+            <w:r>
+              <w:rPr>
+                <w:rFonts w:ascii="Calibri" w:eastAsia="Calibri" w:hAnsi="Calibri" w:cs="Calibri"/>
+                <w:sz w:val="24"/>
+                <w:szCs w:val="24"/>
+              </w:rPr>
+              <w:t xml:space="preserve"> </w:t>
+            </w:r>
+          </w:p>
+        </w:tc>
+        <w:tc>
+          <w:tcPr>
+            <w:tcW w:w="2370" w:type="dxa"/>
+            <w:tcBorders>
+              <w:top w:val="nil"/>
+              <w:left w:val="nil"/>
+              <w:bottom w:val="single" w:sz="8" w:space="0" w:color="000000" w:themeColor="text1"/>
+              <w:right w:val="single" w:sz="8" w:space="0" w:color="000000" w:themeColor="text1"/>
+            </w:tcBorders>
+            <w:tcMar>
+              <w:top w:w="100" w:type="dxa"/>
+              <w:left w:w="100" w:type="dxa"/>
+              <w:bottom w:w="100" w:type="dxa"/>
+              <w:right w:w="100" w:type="dxa"/>
+            </w:tcMar>
+          </w:tcPr>
+          <w:p>
+            <w:pPr>
+              <w:spacing w:before="240" w:after="240" w:line="240" w:lineRule="auto"/>
+              <w:rPr>
+                <w:rFonts w:ascii="Calibri" w:eastAsia="Calibri" w:hAnsi="Calibri" w:cs="Calibri"/>
+                <w:sz w:val="24"/>
+                <w:szCs w:val="24"/>
+              </w:rPr>
+            </w:pPr>
+            <w:r>
+              <w:rPr>
+                <w:rFonts w:ascii="Calibri" w:eastAsia="Calibri" w:hAnsi="Calibri" w:cs="Calibri"/>
+                <w:sz w:val="24"/>
+                <w:szCs w:val="24"/>
+              </w:rPr>
+              <w:t xml:space="preserve"> </w:t>
+            </w:r>
+          </w:p>
+        </w:tc>
+      </w:tr>
+    </w:tbl>
+    <w:p>
+      <w:pPr>
+        <w:pBdr>
+          <w:top w:val="nil"/>
+          <w:left w:val="nil"/>
+          <w:bottom w:val="nil"/>
+          <w:right w:val="nil"/>
+          <w:between w:val="nil"/>
+        </w:pBdr>
+        <w:spacing w:before="240" w:after="240" w:line="360" w:lineRule="auto"/>
+        <w:jc w:val="both"/>
+        <w:rPr>
+          <w:rFonts w:ascii="Calibri" w:hAnsi="Calibri" w:cs="Calibri"/>
+        </w:rPr>
+      </w:pPr>
+      <w:r>
+        <w:rPr>
+          <w:rFonts w:ascii="Calibri" w:hAnsi="Calibri" w:cs="Calibri"/>
+        </w:rPr>
+        <w:br w:type="page"/>
+      </w:r>
+    </w:p>
+    <w:p>
+      <w:pPr>
+        <w:pBdr>
+          <w:top w:val="nil"/>
+          <w:left w:val="nil"/>
+          <w:bottom w:val="nil"/>
+          <w:right w:val="nil"/>
+          <w:between w:val="nil"/>
+        </w:pBdr>
+        <w:jc w:val="both"/>
+        <w:rPr>
+          <w:rFonts w:ascii="Calibri" w:hAnsi="Calibri" w:cs="Calibri"/>
+        </w:rPr>
+      </w:pPr>
+    </w:p>
+    <w:p>
+      <w:pPr>
+        <w:pStyle w:val="CabealhodoSumrio"/>
+        <w:spacing w:before="0" w:after="200" w:line="276" w:lineRule="auto"/>
+        <w:rPr>
+          <w:rFonts w:ascii="Calibri" w:hAnsi="Calibri" w:cs="Calibri"/>
+          <w:b/>
+          <w:bCs/>
+          <w:color w:val="334682"/>
+          <w:sz w:val="42"/>
+          <w:szCs w:val="42"/>
+        </w:rPr>
+      </w:pPr>
+      <w:bookmarkStart w:id="6" w:name="_f2q8bufb49ap" w:colFirst="0" w:colLast="0"/>
+      <w:bookmarkEnd w:id="6"/>
+      <w:r>
+        <w:rPr>
+          <w:rFonts w:ascii="Calibri" w:hAnsi="Calibri" w:cs="Calibri"/>
+          <w:b/>
+          <w:bCs/>
+          <w:color w:val="334682"/>
+          <w:sz w:val="42"/>
+          <w:szCs w:val="42"/>
+        </w:rPr>
+        <w:t>Sumário</w:t>
+      </w:r>
+    </w:p>
+    <w:p>
+      <w:pPr>
+        <w:rPr>
+          <w:rFonts w:ascii="Calibri" w:hAnsi="Calibri" w:cs="Calibri"/>
+        </w:rPr>
+      </w:pPr>
+    </w:p>
+    <w:p>
+      <w:pPr>
+        <w:rPr>
+          <w:rFonts w:ascii="Calibri" w:hAnsi="Calibri" w:cs="Calibri"/>
+        </w:rPr>
+      </w:pPr>
+    </w:p>
+    <w:p>
+      <w:pPr>
+        <w:rPr>
+          <w:rFonts w:ascii="Calibri" w:hAnsi="Calibri" w:cs="Calibri"/>
+        </w:rPr>
+      </w:pPr>
+      <w:r>
+        <w:rPr>
+          <w:rFonts w:ascii="Calibri" w:hAnsi="Calibri" w:cs="Calibri"/>
+        </w:rPr>
+        <w:br w:type="page"/>
+      </w:r>
+    </w:p>
+    <w:p>
+      <w:pPr>
+        <w:rPr>
+          <w:rFonts w:ascii="Calibri" w:hAnsi="Calibri" w:cs="Calibri"/>
+        </w:rPr>
+      </w:pPr>
+    </w:p>
+    <w:p>
+      <w:pPr>
+        <w:pStyle w:val="Ttulo1"/>
+        <w:rPr>
+          <w:rFonts w:ascii="Calibri" w:eastAsia="Calibri" w:hAnsi="Calibri" w:cs="Calibri"/>
+        </w:rPr>
+      </w:pPr>
+      <w:bookmarkStart w:id="7" w:name="_y0pa65pm7hu" w:colFirst="0" w:colLast="0"/>
+      <w:bookmarkStart w:id="8" w:name="_Toc191013032"/>
+      <w:bookmarkEnd w:id="7"/>
+      <w:r>
+        <w:rPr>
+          <w:rFonts w:ascii="Calibri" w:eastAsia="Calibri" w:hAnsi="Calibri" w:cs="Calibri"/>
+        </w:rPr>
+        <w:t>1 - Introdução</w:t>
+      </w:r>
+      <w:bookmarkEnd w:id="8"/>
+    </w:p>
+    <w:p>
+      <w:pPr>
+        <w:spacing w:before="240" w:after="240" w:line="360" w:lineRule="auto"/>
+        <w:jc w:val="both"/>
+        <w:rPr>
+          <w:rFonts w:ascii="Calibri" w:eastAsia="Calibri" w:hAnsi="Calibri" w:cs="Calibri"/>
+          <w:sz w:val="24"/>
+          <w:szCs w:val="24"/>
+        </w:rPr>
+      </w:pPr>
+      <w:r>
+        <w:rPr>
+          <w:rFonts w:ascii="Calibri" w:eastAsia="Calibri" w:hAnsi="Calibri" w:cs="Calibri"/>
+          <w:sz w:val="24"/>
+          <w:szCs w:val="24"/>
+        </w:rPr>
+        <w:t>Este documento tem por objetivo complementar o documento de Estratégia de Solução ES-CTNI-0534-2021.00-</w:t>
+      </w:r>
+      <w:r>
+        <w:rPr>
+          <w:rFonts w:ascii="Calibri" w:eastAsia="Calibri" w:hAnsi="Calibri" w:cs="Calibri"/>
+          <w:sz w:val="24"/>
+          <w:szCs w:val="24"/>
+        </w:rPr>
+        <w:t>[NNN]-[AAAA]</w:t>
+      </w:r>
+      <w:r>
+        <w:rPr>
+          <w:rFonts w:ascii="Calibri" w:eastAsia="Calibri" w:hAnsi="Calibri" w:cs="Calibri"/>
+          <w:sz w:val="24"/>
+          <w:szCs w:val="24"/>
+        </w:rPr>
+        <w:t>, descrevendo a estimativa preliminar de esforço e o cronograma de distribuição de reembolso.</w:t>
+      </w:r>
+    </w:p>
+    <w:p>
+      <w:pPr>
+        <w:pStyle w:val="Ttulo1"/>
+        <w:spacing w:after="0" w:line="360" w:lineRule="auto"/>
+        <w:jc w:val="both"/>
+        <w:rPr>
+          <w:rFonts w:ascii="Calibri" w:hAnsi="Calibri" w:cs="Calibri"/>
+        </w:rPr>
+      </w:pPr>
+      <w:bookmarkStart w:id="9" w:name="_otibrhjxvmfc" w:colFirst="0" w:colLast="0"/>
+      <w:bookmarkEnd w:id="9"/>
+      <w:r>
+        <w:rPr>
+          <w:rFonts w:ascii="Calibri" w:hAnsi="Calibri" w:cs="Calibri"/>
+        </w:rPr>
+        <w:br w:type="page"/>
+      </w:r>
+    </w:p>
+    <w:p>
+      <w:pPr>
+        <w:rPr>
+          <w:rFonts w:ascii="Calibri" w:hAnsi="Calibri" w:cs="Calibri"/>
+        </w:rPr>
+      </w:pPr>
+    </w:p>
+    <w:p>
+      <w:pPr>
+        <w:pStyle w:val="Ttulo1"/>
+        <w:jc w:val="both"/>
+        <w:rPr>
+          <w:rFonts w:ascii="Calibri" w:eastAsia="Calibri" w:hAnsi="Calibri" w:cs="Calibri"/>
+        </w:rPr>
+      </w:pPr>
+      <w:bookmarkStart w:id="10" w:name="_Toc191013033"/>
+      <w:r>
+        <w:rPr>
+          <w:rFonts w:ascii="Calibri" w:eastAsia="Calibri" w:hAnsi="Calibri" w:cs="Calibri"/>
+        </w:rPr>
+        <w:t>2 - Estimativa preliminar (PF)</w:t>
+      </w:r>
+      <w:bookmarkEnd w:id="10"/>
+    </w:p>
+    <w:p>
+      <w:pPr>
+        <w:spacing w:after="120" w:line="360" w:lineRule="auto"/>
+        <w:jc w:val="both"/>
+        <w:rPr>
+          <w:rFonts w:ascii="Calibri" w:eastAsia="Calibri" w:hAnsi="Calibri" w:cs="Calibri"/>
+          <w:sz w:val="24"/>
+          <w:szCs w:val="24"/>
+        </w:rPr>
+      </w:pPr>
+      <w:r>
+        <w:rPr>
+          <w:rFonts w:ascii="Calibri" w:eastAsia="Calibri" w:hAnsi="Calibri" w:cs="Calibri"/>
+          <w:sz w:val="24"/>
+          <w:szCs w:val="24"/>
+        </w:rPr>
+        <w:t xml:space="preserve">Abaixo segue a tabela de estimativa de esforço inicial para as atividades da </w:t>
+      </w:r>
+      <w:r>
+        <w:rPr>
+          <w:rFonts w:ascii="Calibri" w:eastAsia="Calibri" w:hAnsi="Calibri" w:cs="Calibri"/>
+          <w:b/>
+          <w:bCs/>
+          <w:sz w:val="24"/>
+          <w:szCs w:val="24"/>
+        </w:rPr>
+        <w:t>CTNI-0534-2021.00-</w:t>
+      </w:r>
+      <w:r>
+        <w:rPr>
+          <w:rFonts w:ascii="Calibri" w:eastAsia="Calibri" w:hAnsi="Calibri" w:cs="Calibri"/>
+          <w:b/>
+          <w:bCs/>
+          <w:sz w:val="24"/>
+          <w:szCs w:val="24"/>
+        </w:rPr>
+        <w:t>[NNN]</w:t>
+      </w:r>
+      <w:r>
+        <w:rPr>
+          <w:rFonts w:ascii="Calibri" w:eastAsia="Calibri" w:hAnsi="Calibri" w:cs="Calibri"/>
+          <w:b/>
+          <w:bCs/>
+          <w:sz w:val="24"/>
+          <w:szCs w:val="24"/>
+        </w:rPr>
+        <w:t>-</w:t>
+      </w:r>
+      <w:r>
+        <w:rPr>
+          <w:rFonts w:ascii="Calibri" w:eastAsia="Calibri" w:hAnsi="Calibri" w:cs="Calibri"/>
+          <w:b/>
+          <w:bCs/>
+          <w:sz w:val="24"/>
+          <w:szCs w:val="24"/>
+        </w:rPr>
+        <w:t>[AAAA]</w:t>
+      </w:r>
+      <w:r>
+        <w:rPr>
+          <w:rFonts w:ascii="Calibri" w:eastAsia="Calibri" w:hAnsi="Calibri" w:cs="Calibri"/>
+          <w:sz w:val="24"/>
+          <w:szCs w:val="24"/>
+        </w:rPr>
+        <w:t>.</w:t>
+      </w:r>
+    </w:p>
+    <w:tbl>
+      <w:tblPr>
+        <w:tblW w:w="9638" w:type="dxa"/>
+        <w:tblInd w:w="2" w:type="dxa"/>
+        <w:tblCellMar>
+          <w:top w:w="102" w:type="dxa"/>
+          <w:left w:w="102" w:type="dxa"/>
+          <w:bottom w:w="102" w:type="dxa"/>
+          <w:right w:w="102" w:type="dxa"/>
+        </w:tblCellMar>
+        <w:tblLook w:val="0600" w:firstRow="0" w:lastRow="0" w:firstColumn="0" w:lastColumn="0" w:noHBand="1" w:noVBand="1"/>
+      </w:tblPr>
+      <w:tblGrid>
+        <w:gridCol w:w="7257"/>
+        <w:gridCol w:w="2381"/>
+      </w:tblGrid>
+      <w:tr>
+        <w:trPr>
+          <w:trHeight w:val="680"/>
+        </w:trPr>
+        <w:tc>
+          <w:tcPr>
+            <w:tcW w:w="7257" w:type="dxa"/>
+            <w:tcBorders>
+              <w:top w:val="single" w:sz="8" w:space="0" w:color="000000" w:themeColor="text1"/>
+              <w:left w:val="single" w:sz="8" w:space="0" w:color="000000" w:themeColor="text1"/>
+              <w:bottom w:val="single" w:sz="8" w:space="0" w:color="000000" w:themeColor="text1"/>
+              <w:right w:val="single" w:sz="8" w:space="0" w:color="000000" w:themeColor="text1"/>
+            </w:tcBorders>
+            <w:shd w:val="clear" w:color="auto" w:fill="FFFFFF" w:themeFill="background1"/>
+            <w:tcMar>
+              <w:top w:w="43" w:type="dxa"/>
+              <w:left w:w="43" w:type="dxa"/>
+              <w:bottom w:w="43" w:type="dxa"/>
+              <w:right w:w="43" w:type="dxa"/>
+            </w:tcMar>
+            <w:vAlign w:val="center"/>
+          </w:tcPr>
+          <w:p>
+            <w:pPr>
+              <w:spacing w:line="240" w:lineRule="auto"/>
+              <w:jc w:val="center"/>
+              <w:rPr>
+                <w:rFonts w:ascii="Calibri" w:eastAsia="Calibri" w:hAnsi="Calibri" w:cs="Calibri"/>
+                <w:b/>
+                <w:sz w:val="24"/>
+                <w:szCs w:val="24"/>
+              </w:rPr>
+            </w:pPr>
+            <w:r>
+              <w:rPr>
+                <w:rFonts w:ascii="Calibri" w:eastAsia="Calibri" w:hAnsi="Calibri" w:cs="Calibri"/>
+                <w:b/>
+                <w:sz w:val="24"/>
+                <w:szCs w:val="24"/>
+              </w:rPr>
+              <w:t>Atividade</w:t>
+            </w:r>
+          </w:p>
+        </w:tc>
+        <w:tc>
+          <w:tcPr>
+            <w:tcW w:w="2381" w:type="dxa"/>
+            <w:tcBorders>
+              <w:top w:val="single" w:sz="8" w:space="0" w:color="000000" w:themeColor="text1"/>
+              <w:left w:val="nil"/>
+              <w:bottom w:val="single" w:sz="8" w:space="0" w:color="000000" w:themeColor="text1"/>
+              <w:right w:val="single" w:sz="8" w:space="0" w:color="000000" w:themeColor="text1"/>
+            </w:tcBorders>
+            <w:shd w:val="clear" w:color="auto" w:fill="FFFFFF" w:themeFill="background1"/>
+            <w:tcMar>
+              <w:top w:w="43" w:type="dxa"/>
+              <w:left w:w="43" w:type="dxa"/>
+              <w:bottom w:w="43" w:type="dxa"/>
+              <w:right w:w="43" w:type="dxa"/>
+            </w:tcMar>
+            <w:vAlign w:val="center"/>
+          </w:tcPr>
+          <w:p>
+            <w:pPr>
+              <w:spacing w:line="240" w:lineRule="auto"/>
+              <w:jc w:val="center"/>
+              <w:rPr>
+                <w:rFonts w:ascii="Calibri" w:eastAsia="Calibri" w:hAnsi="Calibri" w:cs="Calibri"/>
+                <w:b/>
+                <w:sz w:val="24"/>
+                <w:szCs w:val="24"/>
+              </w:rPr>
+            </w:pPr>
+            <w:r>
+              <w:rPr>
+                <w:rFonts w:ascii="Calibri" w:eastAsia="Calibri" w:hAnsi="Calibri" w:cs="Calibri"/>
+                <w:b/>
+                <w:sz w:val="24"/>
+                <w:szCs w:val="24"/>
+              </w:rPr>
+              <w:t>Estimativa de Horas</w:t>
+            </w:r>
+          </w:p>
+        </w:tc>
+      </w:tr>
+      <w:tr>
+        <w:trPr>
+          <w:trHeight w:val="403"/>
+        </w:trPr>
+        <w:tc>
+          <w:tcPr>
+            <w:tcW w:w="7257" w:type="dxa"/>
+            <w:tcBorders>
+              <w:top w:val="single" w:sz="7" w:space="0" w:color="000000" w:themeColor="text1"/>
+              <w:left w:val="single" w:sz="7" w:space="0" w:color="000000" w:themeColor="text1"/>
+              <w:bottom w:val="single" w:sz="7" w:space="0" w:color="000000" w:themeColor="text1"/>
+              <w:right w:val="single" w:sz="7" w:space="0" w:color="000000" w:themeColor="text1"/>
+            </w:tcBorders>
+            <w:shd w:val="clear" w:color="auto" w:fill="FFFFFF" w:themeFill="background1"/>
+            <w:tcMar>
+              <w:top w:w="40" w:type="dxa"/>
+              <w:left w:w="0" w:type="dxa"/>
+              <w:bottom w:w="40" w:type="dxa"/>
+              <w:right w:w="0" w:type="dxa"/>
+            </w:tcMar>
+            <w:vAlign w:val="center"/>
+          </w:tcPr>
+          <w:p>
+            <w:pPr>
+              <w:widowControl w:val="0"/>
+              <w:rPr>
+                <w:rFonts w:ascii="Calibri" w:eastAsia="Calibri" w:hAnsi="Calibri" w:cs="Calibri"/>
+                <w:sz w:val="24"/>
+                <w:szCs w:val="24"/>
+              </w:rPr>
+            </w:pPr>
+            <w:r>
+              <w:rPr>
+                <w:rFonts w:ascii="Calibri" w:eastAsia="Calibri" w:hAnsi="Calibri" w:cs="Calibri"/>
+                <w:sz w:val="24"/>
+                <w:szCs w:val="24"/>
+              </w:rPr>
+              <w:t>[ITEM]</w:t>
+            </w:r>
+          </w:p>
+        </w:tc>
+        <w:tc>
+          <w:tcPr>
+            <w:tcW w:w="2381" w:type="dxa"/>
+            <w:tcBorders>
+              <w:top w:val="nil"/>
+              <w:left w:val="nil"/>
+              <w:bottom w:val="single" w:sz="8" w:space="0" w:color="000000" w:themeColor="text1"/>
+              <w:right w:val="single" w:sz="8" w:space="0" w:color="000000" w:themeColor="text1"/>
+            </w:tcBorders>
+            <w:tcMar>
+              <w:top w:w="3" w:type="dxa"/>
+              <w:left w:w="3" w:type="dxa"/>
+              <w:bottom w:w="3" w:type="dxa"/>
+              <w:right w:w="3" w:type="dxa"/>
+            </w:tcMar>
+            <w:vAlign w:val="center"/>
+          </w:tcPr>
+          <w:p>
+            <w:pPr>
+              <w:spacing w:line="240" w:lineRule="auto"/>
+              <w:jc w:val="center"/>
+              <w:rPr>
+                <w:rFonts w:ascii="Calibri" w:eastAsia="Calibri" w:hAnsi="Calibri" w:cs="Calibri"/>
+                <w:sz w:val="24"/>
+                <w:szCs w:val="24"/>
+                <w:highlight w:val="white"/>
+              </w:rPr>
+            </w:pPr>
+            <w:r>
+              <w:rPr>
+                <w:rFonts w:ascii="Calibri" w:eastAsia="Calibri" w:hAnsi="Calibri" w:cs="Calibri"/>
+                <w:sz w:val="24"/>
+                <w:szCs w:val="24"/>
+                <w:highlight w:val="white"/>
+              </w:rPr>
+              <w:t>[HORAS_ITEM]</w:t>
+            </w:r>
+          </w:p>
+        </w:tc>
+      </w:tr>
+      <w:tr>
+        <w:trPr>
+          <w:trHeight w:val="210"/>
+        </w:trPr>
+        <w:tc>
+          <w:tcPr>
+            <w:tcW w:w="7257" w:type="dxa"/>
+            <w:tcBorders>
+              <w:top w:val="nil"/>
+              <w:left w:val="single" w:sz="8" w:space="0" w:color="000000" w:themeColor="text1"/>
+              <w:bottom w:val="single" w:sz="8" w:space="0" w:color="000000" w:themeColor="text1"/>
+              <w:right w:val="single" w:sz="8" w:space="0" w:color="000000" w:themeColor="text1"/>
+            </w:tcBorders>
+            <w:tcMar>
+              <w:top w:w="3" w:type="dxa"/>
+              <w:left w:w="3" w:type="dxa"/>
+              <w:bottom w:w="3" w:type="dxa"/>
+              <w:right w:w="3" w:type="dxa"/>
+            </w:tcMar>
+            <w:vAlign w:val="center"/>
+          </w:tcPr>
+          <w:p>
+            <w:pPr>
+              <w:rPr>
+                <w:rFonts w:ascii="Calibri" w:eastAsia="Calibri" w:hAnsi="Calibri" w:cs="Calibri"/>
+                <w:b/>
+                <w:sz w:val="24"/>
+                <w:szCs w:val="24"/>
+              </w:rPr>
+            </w:pPr>
+            <w:r>
+              <w:rPr>
+                <w:rFonts w:ascii="Calibri" w:eastAsia="Calibri" w:hAnsi="Calibri" w:cs="Calibri"/>
+                <w:b/>
+                <w:sz w:val="24"/>
+                <w:szCs w:val="24"/>
+              </w:rPr>
+              <w:t>Total</w:t>
+            </w:r>
+          </w:p>
+        </w:tc>
+        <w:tc>
+          <w:tcPr>
+            <w:tcW w:w="2381" w:type="dxa"/>
+            <w:tcBorders>
+              <w:top w:val="nil"/>
+              <w:left w:val="nil"/>
+              <w:bottom w:val="single" w:sz="8" w:space="0" w:color="000000" w:themeColor="text1"/>
+              <w:right w:val="single" w:sz="8" w:space="0" w:color="000000" w:themeColor="text1"/>
+            </w:tcBorders>
+            <w:tcMar>
+              <w:top w:w="3" w:type="dxa"/>
+              <w:left w:w="3" w:type="dxa"/>
+              <w:bottom w:w="3" w:type="dxa"/>
+              <w:right w:w="3" w:type="dxa"/>
+            </w:tcMar>
+            <w:vAlign w:val="center"/>
+          </w:tcPr>
+          <w:p>
+            <w:pPr>
+              <w:jc w:val="center"/>
+              <w:rPr>
+                <w:rFonts w:ascii="Calibri" w:eastAsia="Calibri" w:hAnsi="Calibri" w:cs="Calibri"/>
+                <w:b/>
+                <w:bCs/>
+                <w:sz w:val="24"/>
+                <w:szCs w:val="24"/>
+                <w:highlight w:val="white"/>
+              </w:rPr>
+            </w:pPr>
+            <w:r>
+              <w:rPr>
+                <w:rFonts w:ascii="Calibri" w:eastAsia="Calibri" w:hAnsi="Calibri" w:cs="Calibri"/>
+                <w:b/>
+                <w:bCs/>
+                <w:sz w:val="24"/>
+                <w:szCs w:val="24"/>
+                <w:highlight w:val="white"/>
+              </w:rPr>
+              <w:t>[TOTAL_HORAS]</w:t>
+            </w:r>
+          </w:p>
+        </w:tc>
+      </w:tr>
+    </w:tbl>
+    <w:p>
+      <w:pPr>
+        <w:spacing w:after="240" w:line="360" w:lineRule="auto"/>
+        <w:jc w:val="center"/>
+        <w:rPr>
+          <w:rFonts w:ascii="Calibri" w:eastAsia="Calibri" w:hAnsi="Calibri" w:cs="Calibri"/>
+          <w:sz w:val="20"/>
+          <w:szCs w:val="20"/>
+        </w:rPr>
+      </w:pPr>
+      <w:r>
+        <w:rPr>
+          <w:rFonts w:ascii="Calibri" w:eastAsia="Calibri" w:hAnsi="Calibri" w:cs="Calibri"/>
+          <w:sz w:val="20"/>
+          <w:szCs w:val="20"/>
+        </w:rPr>
+        <w:t xml:space="preserve">Tabela 1 – Estimativa de horas para cada atividade da </w:t>
+      </w:r>
+      <w:r>
+        <w:rPr>
+          <w:rFonts w:ascii="Calibri" w:eastAsia="Calibri" w:hAnsi="Calibri" w:cs="Calibri"/>
+          <w:sz w:val="20"/>
+          <w:szCs w:val="20"/>
+        </w:rPr>
+        <w:t>CTNI-0534-2021.00-</w:t>
+      </w:r>
+      <w:r>
+        <w:rPr>
+          <w:rFonts w:ascii="Calibri" w:eastAsia="Calibri" w:hAnsi="Calibri" w:cs="Calibri"/>
+          <w:sz w:val="20"/>
+          <w:szCs w:val="20"/>
+        </w:rPr>
+        <w:t>[NNN]</w:t>
+      </w:r>
+      <w:r>
+        <w:rPr>
+          <w:rFonts w:ascii="Calibri" w:eastAsia="Calibri" w:hAnsi="Calibri" w:cs="Calibri"/>
+          <w:sz w:val="20"/>
+          <w:szCs w:val="20"/>
+        </w:rPr>
+        <w:t>-</w:t>
+      </w:r>
+      <w:r>
+        <w:rPr>
+          <w:rFonts w:ascii="Calibri" w:eastAsia="Calibri" w:hAnsi="Calibri" w:cs="Calibri"/>
+          <w:sz w:val="20"/>
+          <w:szCs w:val="20"/>
+        </w:rPr>
+        <w:t>[AAAA]</w:t>
+      </w:r>
+      <w:r>
+        <w:rPr>
+          <w:rFonts w:ascii="Calibri" w:eastAsia="Calibri" w:hAnsi="Calibri" w:cs="Calibri"/>
+          <w:sz w:val="20"/>
+          <w:szCs w:val="20"/>
+        </w:rPr>
+        <w:t>.</w:t>
+      </w:r>
+    </w:p>
+    <w:p>
+      <w:pPr>
+        <w:spacing w:before="240" w:after="240" w:line="360" w:lineRule="auto"/>
+        <w:jc w:val="both"/>
+        <w:rPr>
+          <w:rFonts w:ascii="Calibri" w:eastAsia="Calibri" w:hAnsi="Calibri" w:cs="Calibri"/>
+          <w:sz w:val="24"/>
+          <w:szCs w:val="24"/>
+        </w:rPr>
+      </w:pPr>
+      <w:r>
+        <w:rPr>
+          <w:rFonts w:ascii="Calibri" w:eastAsia="Calibri" w:hAnsi="Calibri" w:cs="Calibri"/>
+          <w:sz w:val="24"/>
+          <w:szCs w:val="24"/>
+        </w:rPr>
+        <w:t xml:space="preserve">Considerando o padrão de conversão de horas para ponto de função especificado no item “31.2 Treinamentos e Serviços Técnicos Especializados” do Termo de referência TR-DGCDS-001/2021, a Tabela </w:t>
+      </w:r>
+      <w:r>
+        <w:rPr>
+          <w:rFonts w:ascii="Calibri" w:eastAsia="Calibri" w:hAnsi="Calibri" w:cs="Calibri"/>
+          <w:sz w:val="24"/>
+          <w:szCs w:val="24"/>
+        </w:rPr>
+        <w:t>2</w:t>
+      </w:r>
+      <w:r>
+        <w:rPr>
+          <w:rFonts w:ascii="Calibri" w:eastAsia="Calibri" w:hAnsi="Calibri" w:cs="Calibri"/>
+          <w:sz w:val="24"/>
+          <w:szCs w:val="24"/>
+        </w:rPr>
+        <w:t xml:space="preserve"> mostra o detalhamento do cálculo de conversão do total de horas estimadas para ponto de função do somatório horas (</w:t>
+      </w:r>
+      <w:r>
+        <w:rPr>
+          <w:rFonts w:ascii="Calibri" w:eastAsia="Calibri" w:hAnsi="Calibri" w:cs="Calibri"/>
+          <w:b/>
+          <w:bCs/>
+          <w:sz w:val="24"/>
+          <w:szCs w:val="24"/>
+          <w:highlight w:val="white"/>
+        </w:rPr>
+        <w:t>[TOTAL_HORAS]</w:t>
+      </w:r>
+      <w:r>
+        <w:rPr>
+          <w:rFonts w:ascii="Calibri" w:eastAsia="Calibri" w:hAnsi="Calibri" w:cs="Calibri"/>
+          <w:b/>
+          <w:bCs/>
+          <w:sz w:val="24"/>
+          <w:szCs w:val="24"/>
+        </w:rPr>
+        <w:t xml:space="preserve"> horas</w:t>
+      </w:r>
+      <w:r>
+        <w:rPr>
+          <w:rFonts w:ascii="Calibri" w:eastAsia="Calibri" w:hAnsi="Calibri" w:cs="Calibri"/>
+          <w:sz w:val="24"/>
+          <w:szCs w:val="24"/>
+        </w:rPr>
+        <w:t>)</w:t>
+      </w:r>
+      <w:r>
+        <w:rPr>
+          <w:rFonts w:ascii="Calibri" w:eastAsia="Calibri" w:hAnsi="Calibri" w:cs="Calibri"/>
+          <w:sz w:val="24"/>
+          <w:szCs w:val="24"/>
+        </w:rPr>
+        <w:t xml:space="preserve"> das atividades acima citadas.</w:t>
+      </w:r>
+    </w:p>
+    <w:tbl>
+      <w:tblPr>
+        <w:tblStyle w:val="a1"/>
+        <w:tblW w:w="9621" w:type="dxa"/>
+        <w:tblInd w:w="2" w:type="dxa"/>
+        <w:tblBorders>
+          <w:top w:val="nil"/>
+          <w:left w:val="nil"/>
+          <w:bottom w:val="nil"/>
+          <w:right w:val="nil"/>
+          <w:insideH w:val="nil"/>
+          <w:insideV w:val="nil"/>
+        </w:tblBorders>
+        <w:tblLayout w:type="fixed"/>
+        <w:tblLook w:val="0600" w:firstRow="0" w:lastRow="0" w:firstColumn="0" w:lastColumn="0" w:noHBand="1" w:noVBand="1"/>
+      </w:tblPr>
+      <w:tblGrid>
+        <w:gridCol w:w="7909"/>
+        <w:gridCol w:w="1712"/>
+      </w:tblGrid>
+      <w:tr>
+        <w:trPr>
+          <w:trHeight w:val="500"/>
+        </w:trPr>
+        <w:tc>
+          <w:tcPr>
+            <w:tcW w:w="7909" w:type="dxa"/>
+            <w:tcBorders>
+              <w:top w:val="single" w:sz="8" w:space="0" w:color="000000" w:themeColor="text1"/>
+              <w:left w:val="single" w:sz="8" w:space="0" w:color="000000" w:themeColor="text1"/>
+              <w:bottom w:val="single" w:sz="8" w:space="0" w:color="000000" w:themeColor="text1"/>
+              <w:right w:val="single" w:sz="8" w:space="0" w:color="000000" w:themeColor="text1"/>
+            </w:tcBorders>
+            <w:shd w:val="clear" w:color="auto" w:fill="FFFFFF" w:themeFill="background1"/>
+            <w:tcMar>
+              <w:top w:w="100" w:type="dxa"/>
+              <w:left w:w="100" w:type="dxa"/>
+              <w:bottom w:w="100" w:type="dxa"/>
+              <w:right w:w="100" w:type="dxa"/>
+            </w:tcMar>
+            <w:vAlign w:val="center"/>
+          </w:tcPr>
+          <w:p>
+            <w:pPr>
+              <w:spacing w:line="240" w:lineRule="auto"/>
+              <w:jc w:val="center"/>
+              <w:rPr>
+                <w:rFonts w:ascii="Calibri" w:eastAsia="Calibri" w:hAnsi="Calibri" w:cs="Calibri"/>
+                <w:b/>
+                <w:sz w:val="24"/>
+                <w:szCs w:val="24"/>
+              </w:rPr>
+            </w:pPr>
+            <w:r>
+              <w:rPr>
+                <w:rFonts w:ascii="Calibri" w:eastAsia="Calibri" w:hAnsi="Calibri" w:cs="Calibri"/>
+                <w:b/>
+                <w:sz w:val="24"/>
+                <w:szCs w:val="24"/>
+              </w:rPr>
+              <w:t>Cálculo de conversão de horas para PF</w:t>
+            </w:r>
+          </w:p>
+        </w:tc>
+        <w:tc>
+          <w:tcPr>
+            <w:tcW w:w="1712" w:type="dxa"/>
+            <w:tcBorders>
+              <w:top w:val="single" w:sz="8" w:space="0" w:color="000000" w:themeColor="text1"/>
+              <w:left w:val="nil"/>
+              <w:bottom w:val="single" w:sz="8" w:space="0" w:color="000000" w:themeColor="text1"/>
+              <w:right w:val="single" w:sz="8" w:space="0" w:color="000000" w:themeColor="text1"/>
+            </w:tcBorders>
+            <w:shd w:val="clear" w:color="auto" w:fill="FFFFFF" w:themeFill="background1"/>
+            <w:tcMar>
+              <w:top w:w="100" w:type="dxa"/>
+              <w:left w:w="100" w:type="dxa"/>
+              <w:bottom w:w="100" w:type="dxa"/>
+              <w:right w:w="100" w:type="dxa"/>
+            </w:tcMar>
+            <w:vAlign w:val="center"/>
+          </w:tcPr>
+          <w:p>
+            <w:pPr>
+              <w:spacing w:line="240" w:lineRule="auto"/>
+              <w:jc w:val="center"/>
+              <w:rPr>
+                <w:rFonts w:ascii="Calibri" w:eastAsia="Calibri" w:hAnsi="Calibri" w:cs="Calibri"/>
+                <w:b/>
+                <w:sz w:val="24"/>
+                <w:szCs w:val="24"/>
+              </w:rPr>
+            </w:pPr>
+            <w:r>
+              <w:rPr>
+                <w:rFonts w:ascii="Calibri" w:eastAsia="Calibri" w:hAnsi="Calibri" w:cs="Calibri"/>
+                <w:b/>
+                <w:sz w:val="24"/>
+                <w:szCs w:val="24"/>
+              </w:rPr>
+              <w:t>Quantidade PF</w:t>
+            </w:r>
+          </w:p>
+        </w:tc>
+      </w:tr>
+      <w:tr>
+        <w:trPr>
+          <w:trHeight w:val="375"/>
+        </w:trPr>
+        <w:tc>
+          <w:tcPr>
+            <w:tcW w:w="7909" w:type="dxa"/>
+            <w:tcBorders>
+              <w:top w:val="nil"/>
+              <w:left w:val="single" w:sz="8" w:space="0" w:color="000000" w:themeColor="text1"/>
+              <w:bottom w:val="single" w:sz="8" w:space="0" w:color="000000" w:themeColor="text1"/>
+              <w:right w:val="single" w:sz="8" w:space="0" w:color="000000" w:themeColor="text1"/>
+            </w:tcBorders>
+            <w:shd w:val="clear" w:color="auto" w:fill="FFFFFF" w:themeFill="background1"/>
+            <w:tcMar>
+              <w:top w:w="100" w:type="dxa"/>
+              <w:left w:w="100" w:type="dxa"/>
+              <w:bottom w:w="100" w:type="dxa"/>
+              <w:right w:w="100" w:type="dxa"/>
+            </w:tcMar>
+            <w:vAlign w:val="center"/>
+          </w:tcPr>
+          <w:p>
+            <w:pPr>
+              <w:spacing w:line="240" w:lineRule="auto"/>
+              <w:jc w:val="center"/>
+              <w:rPr>
+                <w:rFonts w:ascii="Calibri" w:eastAsia="Calibri" w:hAnsi="Calibri" w:cs="Calibri"/>
+                <w:sz w:val="24"/>
+                <w:szCs w:val="24"/>
+                <w:highlight w:val="white"/>
+              </w:rPr>
+            </w:pPr>
+            <w:r>
+              <w:rPr>
+                <w:rFonts w:ascii="Calibri" w:eastAsia="Calibri" w:hAnsi="Calibri" w:cs="Calibri"/>
+                <w:sz w:val="24"/>
+                <w:szCs w:val="24"/>
+                <w:highlight w:val="white"/>
+              </w:rPr>
+              <w:t>(</w:t>
+            </w:r>
+            <w:r>
+              <w:rPr>
+                <w:rFonts w:ascii="Calibri" w:eastAsia="Calibri" w:hAnsi="Calibri" w:cs="Calibri"/>
+                <w:sz w:val="24"/>
+                <w:szCs w:val="24"/>
+                <w:highlight w:val="white"/>
+              </w:rPr>
+              <w:t>[TOTAL_HORAS]</w:t>
+            </w:r>
+            <w:r>
+              <w:rPr>
+                <w:rFonts w:ascii="Calibri" w:eastAsia="Calibri" w:hAnsi="Calibri" w:cs="Calibri"/>
+                <w:sz w:val="24"/>
+                <w:szCs w:val="24"/>
+                <w:highlight w:val="white"/>
+              </w:rPr>
+              <w:t xml:space="preserve"> </w:t>
+            </w:r>
+            <w:r>
+              <w:rPr>
+                <w:rFonts w:ascii="Calibri" w:eastAsia="Calibri" w:hAnsi="Calibri" w:cs="Calibri"/>
+                <w:sz w:val="24"/>
+                <w:szCs w:val="24"/>
+                <w:highlight w:val="white"/>
+              </w:rPr>
+              <w:t>/ 10) * (250 / 100)</w:t>
+            </w:r>
+          </w:p>
+        </w:tc>
+        <w:tc>
+          <w:tcPr>
+            <w:tcW w:w="1712" w:type="dxa"/>
+            <w:tcBorders>
+              <w:top w:val="nil"/>
+              <w:left w:val="nil"/>
+              <w:bottom w:val="single" w:sz="8" w:space="0" w:color="000000" w:themeColor="text1"/>
+              <w:right w:val="single" w:sz="8" w:space="0" w:color="000000" w:themeColor="text1"/>
+            </w:tcBorders>
+            <w:shd w:val="clear" w:color="auto" w:fill="FFFFFF" w:themeFill="background1"/>
+            <w:tcMar>
+              <w:top w:w="100" w:type="dxa"/>
+              <w:left w:w="100" w:type="dxa"/>
+              <w:bottom w:w="100" w:type="dxa"/>
+              <w:right w:w="100" w:type="dxa"/>
+            </w:tcMar>
+            <w:vAlign w:val="center"/>
+          </w:tcPr>
+          <w:p>
+            <w:pPr>
+              <w:spacing w:line="240" w:lineRule="auto"/>
+              <w:jc w:val="center"/>
+              <w:rPr>
+                <w:rFonts w:ascii="Calibri" w:eastAsia="Calibri" w:hAnsi="Calibri" w:cs="Calibri"/>
+                <w:sz w:val="24"/>
+                <w:szCs w:val="24"/>
+                <w:highlight w:val="white"/>
+              </w:rPr>
+            </w:pPr>
+            <w:r>
+              <w:rPr>
+                <w:rFonts w:ascii="Calibri" w:eastAsia="Calibri" w:hAnsi="Calibri" w:cs="Calibri"/>
+                <w:sz w:val="24"/>
+                <w:szCs w:val="24"/>
+                <w:highlight w:val="white"/>
+              </w:rPr>
+              <w:t>[N_PF]</w:t>
+            </w:r>
+          </w:p>
+        </w:tc>
+      </w:tr>
+    </w:tbl>
+    <w:p>
+      <w:pPr>
+        <w:spacing w:after="240" w:line="360" w:lineRule="auto"/>
+        <w:jc w:val="center"/>
+        <w:rPr>
+          <w:rFonts w:ascii="Calibri" w:hAnsi="Calibri" w:cs="Calibri"/>
+        </w:rPr>
+      </w:pPr>
+      <w:r>
+        <w:rPr>
+          <w:rFonts w:ascii="Calibri" w:eastAsia="Calibri" w:hAnsi="Calibri" w:cs="Calibri"/>
+          <w:sz w:val="20"/>
+          <w:szCs w:val="20"/>
+        </w:rPr>
+        <w:t xml:space="preserve">Tabela </w:t>
+      </w:r>
+      <w:r>
+        <w:rPr>
+          <w:rFonts w:ascii="Calibri" w:eastAsia="Calibri" w:hAnsi="Calibri" w:cs="Calibri"/>
+          <w:sz w:val="20"/>
+          <w:szCs w:val="20"/>
+        </w:rPr>
+        <w:t>2</w:t>
+      </w:r>
+      <w:r>
+        <w:rPr>
+          <w:rFonts w:ascii="Calibri" w:eastAsia="Calibri" w:hAnsi="Calibri" w:cs="Calibri"/>
+          <w:sz w:val="20"/>
+          <w:szCs w:val="20"/>
+        </w:rPr>
+        <w:t xml:space="preserve"> – Conversão de horas para PF.</w:t>
+      </w:r>
+      <w:r>
+        <w:rPr>
+          <w:rFonts w:ascii="Calibri" w:hAnsi="Calibri" w:cs="Calibri"/>
+        </w:rPr>
+        <w:br w:type="page"/>
+      </w:r>
+    </w:p>
+    <w:p>
+      <w:pPr>
+        <w:rPr>
+          <w:rFonts w:ascii="Calibri" w:eastAsia="Calibri" w:hAnsi="Calibri" w:cs="Calibri"/>
+        </w:rPr>
+      </w:pPr>
+    </w:p>
+    <w:p>
+      <w:pPr>
+        <w:pStyle w:val="Ttulo1"/>
+        <w:jc w:val="both"/>
+        <w:rPr>
+          <w:rFonts w:ascii="Calibri" w:eastAsia="Calibri" w:hAnsi="Calibri" w:cs="Calibri"/>
+        </w:rPr>
+      </w:pPr>
+      <w:bookmarkStart w:id="11" w:name="_Toc191013034"/>
+      <w:r>
+        <w:rPr>
+          <w:rFonts w:ascii="Calibri" w:eastAsia="Calibri" w:hAnsi="Calibri" w:cs="Calibri"/>
+        </w:rPr>
+        <w:t>3 - Cronograma de distribuição de desembolso</w:t>
+      </w:r>
+      <w:bookmarkEnd w:id="11"/>
+    </w:p>
+    <w:p>
+      <w:pPr>
+        <w:spacing w:before="240" w:after="240" w:line="360" w:lineRule="auto"/>
+        <w:jc w:val="both"/>
+        <w:rPr>
+          <w:rFonts w:ascii="Calibri" w:eastAsia="Calibri" w:hAnsi="Calibri" w:cs="Calibri"/>
+          <w:sz w:val="24"/>
+          <w:szCs w:val="24"/>
+        </w:rPr>
+      </w:pPr>
+      <w:r>
+        <w:rPr>
+          <w:rFonts w:ascii="Calibri" w:eastAsia="Calibri" w:hAnsi="Calibri" w:cs="Calibri"/>
+          <w:sz w:val="24"/>
+          <w:szCs w:val="24"/>
+        </w:rPr>
+        <w:t>Na Tabela 3 estão as autorizações de serviço necessárias para execução da solicitação de serviço SS-CTNI-0534-2021.00-</w:t>
+      </w:r>
+      <w:r>
+        <w:rPr>
+          <w:rFonts w:ascii="Calibri" w:eastAsia="Calibri" w:hAnsi="Calibri" w:cs="Calibri"/>
+          <w:sz w:val="24"/>
+          <w:szCs w:val="24"/>
+        </w:rPr>
+        <w:t>[NNN]</w:t>
+      </w:r>
+      <w:r>
+        <w:rPr>
+          <w:rFonts w:ascii="Calibri" w:eastAsia="Calibri" w:hAnsi="Calibri" w:cs="Calibri"/>
+          <w:sz w:val="24"/>
+          <w:szCs w:val="24"/>
+        </w:rPr>
+        <w:t>-</w:t>
+      </w:r>
+      <w:r>
+        <w:rPr>
+          <w:rFonts w:ascii="Calibri" w:eastAsia="Calibri" w:hAnsi="Calibri" w:cs="Calibri"/>
+          <w:sz w:val="24"/>
+          <w:szCs w:val="24"/>
+        </w:rPr>
+        <w:t>[AAAA]</w:t>
+      </w:r>
+      <w:r>
+        <w:rPr>
+          <w:rFonts w:ascii="Calibri" w:eastAsia="Calibri" w:hAnsi="Calibri" w:cs="Calibri"/>
+          <w:sz w:val="24"/>
+          <w:szCs w:val="24"/>
+        </w:rPr>
+        <w:t>.</w:t>
+      </w:r>
+    </w:p>
+    <w:tbl>
+      <w:tblPr>
+        <w:tblStyle w:val="a2"/>
+        <w:tblW w:w="9485" w:type="dxa"/>
+        <w:tblInd w:w="2" w:type="dxa"/>
+        <w:tblBorders>
+          <w:top w:val="nil"/>
+          <w:left w:val="nil"/>
+          <w:bottom w:val="nil"/>
+          <w:right w:val="nil"/>
+          <w:insideH w:val="nil"/>
+          <w:insideV w:val="nil"/>
+        </w:tblBorders>
+        <w:tblLayout w:type="fixed"/>
+        <w:tblLook w:val="0600" w:firstRow="0" w:lastRow="0" w:firstColumn="0" w:lastColumn="0" w:noHBand="1" w:noVBand="1"/>
+      </w:tblPr>
+      <w:tblGrid>
+        <w:gridCol w:w="2398"/>
+        <w:gridCol w:w="3827"/>
+        <w:gridCol w:w="3260"/>
+      </w:tblGrid>
+      <w:tr>
+        <w:trPr>
+          <w:trHeight w:val="480"/>
+        </w:trPr>
+        <w:tc>
+          <w:tcPr>
+            <w:tcW w:w="2398" w:type="dxa"/>
+            <w:tcBorders>
+              <w:top w:val="single" w:sz="8" w:space="0" w:color="000000" w:themeColor="text1"/>
+              <w:left w:val="single" w:sz="8" w:space="0" w:color="000000" w:themeColor="text1"/>
+              <w:bottom w:val="single" w:sz="8" w:space="0" w:color="000000" w:themeColor="text1"/>
+              <w:right w:val="single" w:sz="8" w:space="0" w:color="000000" w:themeColor="text1"/>
+            </w:tcBorders>
+            <w:tcMar>
+              <w:top w:w="100" w:type="dxa"/>
+              <w:left w:w="100" w:type="dxa"/>
+              <w:bottom w:w="100" w:type="dxa"/>
+              <w:right w:w="100" w:type="dxa"/>
+            </w:tcMar>
+            <w:vAlign w:val="center"/>
+          </w:tcPr>
+          <w:p>
+            <w:pPr>
+              <w:spacing w:before="240" w:after="240" w:line="240" w:lineRule="auto"/>
+              <w:jc w:val="center"/>
+              <w:rPr>
+                <w:rFonts w:ascii="Calibri" w:eastAsia="Calibri" w:hAnsi="Calibri" w:cs="Calibri"/>
+                <w:b/>
+                <w:sz w:val="24"/>
+                <w:szCs w:val="24"/>
+              </w:rPr>
+            </w:pPr>
+            <w:r>
+              <w:rPr>
+                <w:rFonts w:ascii="Calibri" w:eastAsia="Calibri" w:hAnsi="Calibri" w:cs="Calibri"/>
+                <w:b/>
+                <w:sz w:val="24"/>
+                <w:szCs w:val="24"/>
+              </w:rPr>
+              <w:t>Autorização</w:t>
+            </w:r>
+          </w:p>
+        </w:tc>
+        <w:tc>
+          <w:tcPr>
+            <w:tcW w:w="3827" w:type="dxa"/>
+            <w:tcBorders>
+              <w:top w:val="single" w:sz="8" w:space="0" w:color="000000" w:themeColor="text1"/>
+              <w:left w:val="nil"/>
+              <w:bottom w:val="single" w:sz="8" w:space="0" w:color="000000" w:themeColor="text1"/>
+              <w:right w:val="single" w:sz="8" w:space="0" w:color="000000" w:themeColor="text1"/>
+            </w:tcBorders>
+            <w:tcMar>
+              <w:top w:w="100" w:type="dxa"/>
+              <w:left w:w="100" w:type="dxa"/>
+              <w:bottom w:w="100" w:type="dxa"/>
+              <w:right w:w="100" w:type="dxa"/>
+            </w:tcMar>
+            <w:vAlign w:val="center"/>
+          </w:tcPr>
+          <w:p>
+            <w:pPr>
+              <w:spacing w:before="240" w:after="240" w:line="240" w:lineRule="auto"/>
+              <w:jc w:val="center"/>
+              <w:rPr>
+                <w:rFonts w:ascii="Calibri" w:eastAsia="Calibri" w:hAnsi="Calibri" w:cs="Calibri"/>
+                <w:b/>
+                <w:sz w:val="24"/>
+                <w:szCs w:val="24"/>
+              </w:rPr>
+            </w:pPr>
+            <w:r>
+              <w:rPr>
+                <w:rFonts w:ascii="Calibri" w:eastAsia="Calibri" w:hAnsi="Calibri" w:cs="Calibri"/>
+                <w:b/>
+                <w:sz w:val="24"/>
+                <w:szCs w:val="24"/>
+              </w:rPr>
+              <w:t>Descrição</w:t>
+            </w:r>
+          </w:p>
+        </w:tc>
+        <w:tc>
+          <w:tcPr>
+            <w:tcW w:w="3260" w:type="dxa"/>
+            <w:tcBorders>
+              <w:top w:val="single" w:sz="8" w:space="0" w:color="000000" w:themeColor="text1"/>
+              <w:left w:val="nil"/>
+              <w:bottom w:val="single" w:sz="8" w:space="0" w:color="000000" w:themeColor="text1"/>
+              <w:right w:val="single" w:sz="8" w:space="0" w:color="000000" w:themeColor="text1"/>
+            </w:tcBorders>
+            <w:tcMar>
+              <w:top w:w="100" w:type="dxa"/>
+              <w:left w:w="100" w:type="dxa"/>
+              <w:bottom w:w="100" w:type="dxa"/>
+              <w:right w:w="100" w:type="dxa"/>
+            </w:tcMar>
+            <w:vAlign w:val="center"/>
+          </w:tcPr>
+          <w:p>
+            <w:pPr>
+              <w:spacing w:before="240" w:after="240" w:line="240" w:lineRule="auto"/>
+              <w:jc w:val="center"/>
+              <w:rPr>
+                <w:rFonts w:ascii="Calibri" w:eastAsia="Calibri" w:hAnsi="Calibri" w:cs="Calibri"/>
+                <w:b/>
+                <w:sz w:val="24"/>
+                <w:szCs w:val="24"/>
+              </w:rPr>
+            </w:pPr>
+            <w:r>
+              <w:rPr>
+                <w:rFonts w:ascii="Calibri" w:eastAsia="Calibri" w:hAnsi="Calibri" w:cs="Calibri"/>
+                <w:b/>
+                <w:sz w:val="24"/>
+                <w:szCs w:val="24"/>
+              </w:rPr>
+              <w:t>Quantidade PF</w:t>
+            </w:r>
+          </w:p>
+        </w:tc>
+      </w:tr>
+      <w:tr>
+        <w:trPr>
+          <w:trHeight w:val="740"/>
+        </w:trPr>
+        <w:tc>
+          <w:tcPr>
+            <w:tcW w:w="2398" w:type="dxa"/>
+            <w:tcBorders>
+              <w:top w:val="nil"/>
+              <w:left w:val="single" w:sz="8" w:space="0" w:color="000000" w:themeColor="text1"/>
+              <w:bottom w:val="single" w:sz="8" w:space="0" w:color="000000" w:themeColor="text1"/>
+              <w:right w:val="single" w:sz="8" w:space="0" w:color="000000" w:themeColor="text1"/>
+            </w:tcBorders>
+            <w:tcMar>
+              <w:top w:w="100" w:type="dxa"/>
+              <w:left w:w="100" w:type="dxa"/>
+              <w:bottom w:w="100" w:type="dxa"/>
+              <w:right w:w="100" w:type="dxa"/>
+            </w:tcMar>
+            <w:vAlign w:val="center"/>
+          </w:tcPr>
+          <w:p>
+            <w:pPr>
+              <w:spacing w:before="240" w:after="240" w:line="240" w:lineRule="auto"/>
+              <w:jc w:val="center"/>
+              <w:rPr>
+                <w:rFonts w:ascii="Calibri" w:eastAsia="Calibri" w:hAnsi="Calibri" w:cs="Calibri"/>
+                <w:sz w:val="24"/>
+                <w:szCs w:val="24"/>
+              </w:rPr>
+            </w:pPr>
+            <w:r>
+              <w:rPr>
+                <w:rFonts w:ascii="Calibri" w:eastAsia="Calibri" w:hAnsi="Calibri" w:cs="Calibri"/>
+                <w:sz w:val="24"/>
+                <w:szCs w:val="24"/>
+              </w:rPr>
+              <w:t xml:space="preserve">Autorização </w:t>
+            </w:r>
+            <w:r>
+              <w:rPr>
+                <w:rFonts w:ascii="Calibri" w:eastAsia="Calibri" w:hAnsi="Calibri" w:cs="Calibri"/>
+                <w:sz w:val="24"/>
+                <w:szCs w:val="24"/>
+              </w:rPr>
+              <w:t>[NNN]</w:t>
+            </w:r>
+          </w:p>
+        </w:tc>
+        <w:tc>
+          <w:tcPr>
+            <w:tcW w:w="3827" w:type="dxa"/>
+            <w:tcBorders>
+              <w:top w:val="nil"/>
+              <w:left w:val="nil"/>
+              <w:bottom w:val="single" w:sz="8" w:space="0" w:color="000000" w:themeColor="text1"/>
+              <w:right w:val="single" w:sz="8" w:space="0" w:color="000000" w:themeColor="text1"/>
+            </w:tcBorders>
+            <w:tcMar>
+              <w:top w:w="100" w:type="dxa"/>
+              <w:left w:w="100" w:type="dxa"/>
+              <w:bottom w:w="100" w:type="dxa"/>
+              <w:right w:w="100" w:type="dxa"/>
+            </w:tcMar>
+            <w:vAlign w:val="center"/>
+          </w:tcPr>
+          <w:p>
+            <w:pPr>
+              <w:spacing w:line="240" w:lineRule="auto"/>
+              <w:jc w:val="center"/>
+              <w:rPr>
+                <w:rFonts w:ascii="Calibri" w:eastAsia="Calibri" w:hAnsi="Calibri" w:cs="Calibri"/>
+                <w:sz w:val="24"/>
+                <w:szCs w:val="24"/>
+                <w:highlight w:val="white"/>
+              </w:rPr>
+            </w:pPr>
+            <w:r>
+              <w:rPr>
+                <w:rFonts w:ascii="Calibri" w:eastAsia="Calibri" w:hAnsi="Calibri" w:cs="Calibri"/>
+                <w:sz w:val="24"/>
+                <w:szCs w:val="24"/>
+                <w:highlight w:val="white"/>
+              </w:rPr>
+              <w:t> </w:t>
+            </w:r>
+            <w:r>
+              <w:rPr>
+                <w:rFonts w:ascii="Calibri" w:eastAsia="Calibri" w:hAnsi="Calibri" w:cs="Calibri"/>
+                <w:sz w:val="24"/>
+                <w:szCs w:val="24"/>
+              </w:rPr>
+              <w:t>[TITULO]</w:t>
+            </w:r>
+          </w:p>
+        </w:tc>
+        <w:tc>
+          <w:tcPr>
+            <w:tcW w:w="3260" w:type="dxa"/>
+            <w:tcBorders>
+              <w:top w:val="nil"/>
+              <w:left w:val="nil"/>
+              <w:bottom w:val="single" w:sz="8" w:space="0" w:color="000000" w:themeColor="text1"/>
+              <w:right w:val="single" w:sz="8" w:space="0" w:color="000000" w:themeColor="text1"/>
+            </w:tcBorders>
+            <w:tcMar>
+              <w:top w:w="100" w:type="dxa"/>
+              <w:left w:w="100" w:type="dxa"/>
+              <w:bottom w:w="100" w:type="dxa"/>
+              <w:right w:w="100" w:type="dxa"/>
+            </w:tcMar>
+            <w:vAlign w:val="center"/>
+          </w:tcPr>
+          <w:p>
+            <w:pPr>
+              <w:spacing w:line="240" w:lineRule="auto"/>
+              <w:jc w:val="center"/>
+              <w:rPr>
+                <w:rFonts w:ascii="Calibri" w:eastAsia="Calibri" w:hAnsi="Calibri" w:cs="Calibri"/>
+                <w:b/>
+                <w:bCs/>
+                <w:sz w:val="24"/>
+                <w:szCs w:val="24"/>
+                <w:highlight w:val="white"/>
+              </w:rPr>
+            </w:pPr>
+            <w:r>
+              <w:rPr>
+                <w:rFonts w:ascii="Calibri" w:eastAsia="Calibri" w:hAnsi="Calibri" w:cs="Calibri"/>
+                <w:b/>
+                <w:bCs/>
+                <w:sz w:val="24"/>
+                <w:szCs w:val="24"/>
+                <w:highlight w:val="white"/>
+              </w:rPr>
+              <w:t>[N_PF]</w:t>
+            </w:r>
+          </w:p>
+        </w:tc>
+      </w:tr>
+    </w:tbl>
+    <w:p>
+      <w:pPr>
+        <w:spacing w:after="240" w:line="240" w:lineRule="auto"/>
+        <w:jc w:val="center"/>
+        <w:rPr>
+          <w:rFonts w:ascii="Calibri" w:eastAsia="Calibri" w:hAnsi="Calibri" w:cs="Calibri"/>
+          <w:sz w:val="20"/>
+          <w:szCs w:val="20"/>
+        </w:rPr>
+      </w:pPr>
+      <w:r>
+        <w:rPr>
+          <w:rFonts w:ascii="Calibri" w:eastAsia="Calibri" w:hAnsi="Calibri" w:cs="Calibri"/>
+          <w:sz w:val="20"/>
+          <w:szCs w:val="20"/>
+        </w:rPr>
+        <w:t xml:space="preserve">Tabela </w:t>
+      </w:r>
+      <w:r>
+        <w:rPr>
+          <w:rFonts w:ascii="Calibri" w:eastAsia="Calibri" w:hAnsi="Calibri" w:cs="Calibri"/>
+          <w:sz w:val="20"/>
+          <w:szCs w:val="20"/>
+        </w:rPr>
+        <w:t>3</w:t>
+      </w:r>
+      <w:r>
+        <w:rPr>
+          <w:rFonts w:ascii="Calibri" w:eastAsia="Calibri" w:hAnsi="Calibri" w:cs="Calibri"/>
+          <w:sz w:val="20"/>
+          <w:szCs w:val="20"/>
+        </w:rPr>
+        <w:t xml:space="preserve"> - Autorizações de serviço necessárias. </w:t>
+      </w:r>
+    </w:p>
+    <w:tbl>
+      <w:tblPr>
+        <w:tblStyle w:val="a3"/>
+        <w:tblW w:w="9487" w:type="dxa"/>
+        <w:tblInd w:w="2" w:type="dxa"/>
+        <w:tblBorders>
+          <w:top w:val="nil"/>
+          <w:left w:val="nil"/>
+          <w:bottom w:val="nil"/>
+          <w:right w:val="nil"/>
+          <w:insideH w:val="nil"/>
+          <w:insideV w:val="nil"/>
+        </w:tblBorders>
+        <w:tblLayout w:type="fixed"/>
+        <w:tblLook w:val="0600" w:firstRow="0" w:lastRow="0" w:firstColumn="0" w:lastColumn="0" w:noHBand="1" w:noVBand="1"/>
+      </w:tblPr>
+      <w:tblGrid>
+        <w:gridCol w:w="2400"/>
+        <w:gridCol w:w="3827"/>
+        <w:gridCol w:w="3260"/>
+      </w:tblGrid>
+      <w:tr>
+        <w:trPr>
+          <w:trHeight w:val="660"/>
+        </w:trPr>
+        <w:tc>
+          <w:tcPr>
+            <w:tcW w:w="2400" w:type="dxa"/>
+            <w:tcBorders>
+              <w:top w:val="single" w:sz="8" w:space="0" w:color="000000" w:themeColor="text1"/>
+              <w:left w:val="single" w:sz="8" w:space="0" w:color="000000" w:themeColor="text1"/>
+              <w:bottom w:val="single" w:sz="8" w:space="0" w:color="000000" w:themeColor="text1"/>
+              <w:right w:val="single" w:sz="8" w:space="0" w:color="000000" w:themeColor="text1"/>
+            </w:tcBorders>
+            <w:tcMar>
+              <w:top w:w="100" w:type="dxa"/>
+              <w:left w:w="100" w:type="dxa"/>
+              <w:bottom w:w="100" w:type="dxa"/>
+              <w:right w:w="100" w:type="dxa"/>
+            </w:tcMar>
+            <w:vAlign w:val="center"/>
+          </w:tcPr>
+          <w:p>
+            <w:pPr>
+              <w:spacing w:before="240" w:after="240" w:line="240" w:lineRule="auto"/>
+              <w:jc w:val="center"/>
+              <w:rPr>
+                <w:rFonts w:ascii="Calibri" w:eastAsia="Calibri" w:hAnsi="Calibri" w:cs="Calibri"/>
+                <w:b/>
+                <w:sz w:val="24"/>
+                <w:szCs w:val="24"/>
+              </w:rPr>
+            </w:pPr>
+            <w:r>
+              <w:rPr>
+                <w:rFonts w:ascii="Calibri" w:eastAsia="Calibri" w:hAnsi="Calibri" w:cs="Calibri"/>
+                <w:b/>
+                <w:sz w:val="24"/>
+                <w:szCs w:val="24"/>
+              </w:rPr>
+              <w:t>Fase</w:t>
+            </w:r>
+          </w:p>
+        </w:tc>
+        <w:tc>
+          <w:tcPr>
+            <w:tcW w:w="3827" w:type="dxa"/>
+            <w:tcBorders>
+              <w:top w:val="single" w:sz="8" w:space="0" w:color="000000" w:themeColor="text1"/>
+              <w:left w:val="nil"/>
+              <w:bottom w:val="single" w:sz="8" w:space="0" w:color="000000" w:themeColor="text1"/>
+              <w:right w:val="single" w:sz="8" w:space="0" w:color="000000" w:themeColor="text1"/>
+            </w:tcBorders>
+            <w:tcMar>
+              <w:top w:w="100" w:type="dxa"/>
+              <w:left w:w="100" w:type="dxa"/>
+              <w:bottom w:w="100" w:type="dxa"/>
+              <w:right w:w="100" w:type="dxa"/>
+            </w:tcMar>
+            <w:vAlign w:val="center"/>
+          </w:tcPr>
+          <w:p>
+            <w:pPr>
+              <w:spacing w:before="240" w:after="240" w:line="240" w:lineRule="auto"/>
+              <w:jc w:val="center"/>
+              <w:rPr>
+                <w:rFonts w:ascii="Calibri" w:eastAsia="Calibri" w:hAnsi="Calibri" w:cs="Calibri"/>
+                <w:b/>
+                <w:sz w:val="24"/>
+                <w:szCs w:val="24"/>
+              </w:rPr>
+            </w:pPr>
+            <w:r>
+              <w:rPr>
+                <w:rFonts w:ascii="Calibri" w:eastAsia="Calibri" w:hAnsi="Calibri" w:cs="Calibri"/>
+                <w:b/>
+                <w:sz w:val="24"/>
+                <w:szCs w:val="24"/>
+              </w:rPr>
+              <w:t>Descrição</w:t>
+            </w:r>
+          </w:p>
+        </w:tc>
+        <w:tc>
+          <w:tcPr>
+            <w:tcW w:w="3260" w:type="dxa"/>
+            <w:tcBorders>
+              <w:top w:val="single" w:sz="8" w:space="0" w:color="000000" w:themeColor="text1"/>
+              <w:left w:val="nil"/>
+              <w:bottom w:val="single" w:sz="8" w:space="0" w:color="000000" w:themeColor="text1"/>
+              <w:right w:val="single" w:sz="8" w:space="0" w:color="000000" w:themeColor="text1"/>
+            </w:tcBorders>
+            <w:tcMar>
+              <w:top w:w="100" w:type="dxa"/>
+              <w:left w:w="100" w:type="dxa"/>
+              <w:bottom w:w="100" w:type="dxa"/>
+              <w:right w:w="100" w:type="dxa"/>
+            </w:tcMar>
+            <w:vAlign w:val="center"/>
+          </w:tcPr>
+          <w:p>
+            <w:pPr>
+              <w:spacing w:before="240" w:after="240" w:line="240" w:lineRule="auto"/>
+              <w:jc w:val="center"/>
+              <w:rPr>
+                <w:rFonts w:ascii="Calibri" w:eastAsia="Calibri" w:hAnsi="Calibri" w:cs="Calibri"/>
+                <w:b/>
+                <w:sz w:val="24"/>
+                <w:szCs w:val="24"/>
+              </w:rPr>
+            </w:pPr>
+            <w:r>
+              <w:rPr>
+                <w:rFonts w:ascii="Calibri" w:eastAsia="Calibri" w:hAnsi="Calibri" w:cs="Calibri"/>
+                <w:b/>
+                <w:sz w:val="24"/>
+                <w:szCs w:val="24"/>
+              </w:rPr>
+              <w:t>Duração estimada (dias úteis)</w:t>
+            </w:r>
+          </w:p>
+        </w:tc>
+      </w:tr>
+      <w:tr>
+        <w:trPr>
+          <w:trHeight w:val="820"/>
+        </w:trPr>
+        <w:tc>
+          <w:tcPr>
+            <w:tcW w:w="2400" w:type="dxa"/>
+            <w:tcBorders>
+              <w:top w:val="nil"/>
+              <w:left w:val="single" w:sz="8" w:space="0" w:color="000000" w:themeColor="text1"/>
+              <w:bottom w:val="single" w:sz="8" w:space="0" w:color="000000" w:themeColor="text1"/>
+              <w:right w:val="single" w:sz="8" w:space="0" w:color="000000" w:themeColor="text1"/>
+            </w:tcBorders>
+            <w:tcMar>
+              <w:top w:w="100" w:type="dxa"/>
+              <w:left w:w="100" w:type="dxa"/>
+              <w:bottom w:w="100" w:type="dxa"/>
+              <w:right w:w="100" w:type="dxa"/>
+            </w:tcMar>
+            <w:vAlign w:val="center"/>
+          </w:tcPr>
+          <w:p>
+            <w:pPr>
+              <w:spacing w:before="240" w:after="240" w:line="240" w:lineRule="auto"/>
+              <w:jc w:val="center"/>
+              <w:rPr>
+                <w:rFonts w:ascii="Calibri" w:eastAsia="Calibri" w:hAnsi="Calibri" w:cs="Calibri"/>
+                <w:sz w:val="24"/>
+                <w:szCs w:val="24"/>
+              </w:rPr>
+            </w:pPr>
+            <w:r>
+              <w:rPr>
+                <w:rFonts w:ascii="Calibri" w:eastAsia="Calibri" w:hAnsi="Calibri" w:cs="Calibri"/>
+                <w:sz w:val="24"/>
+                <w:szCs w:val="24"/>
+              </w:rPr>
+              <w:t>Requisitos</w:t>
+            </w:r>
+          </w:p>
+        </w:tc>
+        <w:tc>
+          <w:tcPr>
+            <w:tcW w:w="3827" w:type="dxa"/>
+            <w:tcBorders>
+              <w:top w:val="nil"/>
+              <w:left w:val="nil"/>
+              <w:bottom w:val="single" w:sz="8" w:space="0" w:color="000000" w:themeColor="text1"/>
+              <w:right w:val="single" w:sz="8" w:space="0" w:color="000000" w:themeColor="text1"/>
+            </w:tcBorders>
+            <w:tcMar>
+              <w:top w:w="100" w:type="dxa"/>
+              <w:left w:w="100" w:type="dxa"/>
+              <w:bottom w:w="100" w:type="dxa"/>
+              <w:right w:w="100" w:type="dxa"/>
+            </w:tcMar>
+            <w:vAlign w:val="center"/>
+          </w:tcPr>
+          <w:p>
+            <w:pPr>
+              <w:spacing w:before="240" w:after="240" w:line="240" w:lineRule="auto"/>
+              <w:jc w:val="center"/>
+              <w:rPr>
+                <w:rFonts w:ascii="Calibri" w:eastAsia="Calibri" w:hAnsi="Calibri" w:cs="Calibri"/>
+                <w:sz w:val="24"/>
+                <w:szCs w:val="24"/>
+              </w:rPr>
+            </w:pPr>
+            <w:r>
+              <w:rPr>
+                <w:rFonts w:ascii="Calibri" w:eastAsia="Calibri" w:hAnsi="Calibri" w:cs="Calibri"/>
+                <w:sz w:val="24"/>
+                <w:szCs w:val="24"/>
+              </w:rPr>
+              <w:t>Levantar mais detalhes das demandas</w:t>
+            </w:r>
+          </w:p>
+        </w:tc>
+        <w:tc>
+          <w:tcPr>
+            <w:tcW w:w="3260" w:type="dxa"/>
+            <w:tcBorders>
+              <w:top w:val="nil"/>
+              <w:left w:val="nil"/>
+              <w:bottom w:val="single" w:sz="8" w:space="0" w:color="000000" w:themeColor="text1"/>
+              <w:right w:val="single" w:sz="8" w:space="0" w:color="000000" w:themeColor="text1"/>
+            </w:tcBorders>
+            <w:tcMar>
+              <w:top w:w="100" w:type="dxa"/>
+              <w:left w:w="100" w:type="dxa"/>
+              <w:bottom w:w="100" w:type="dxa"/>
+              <w:right w:w="100" w:type="dxa"/>
+            </w:tcMar>
+            <w:vAlign w:val="center"/>
+          </w:tcPr>
+          <w:p>
+            <w:pPr>
+              <w:spacing w:before="240" w:after="240" w:line="240" w:lineRule="auto"/>
+              <w:jc w:val="center"/>
+              <w:rPr>
+                <w:rFonts w:ascii="Calibri" w:eastAsia="Calibri" w:hAnsi="Calibri" w:cs="Calibri"/>
+                <w:sz w:val="24"/>
+                <w:szCs w:val="24"/>
+              </w:rPr>
+            </w:pPr>
+            <w:r>
+              <w:rPr>
+                <w:rFonts w:ascii="Calibri" w:eastAsia="Calibri" w:hAnsi="Calibri" w:cs="Calibri"/>
+                <w:sz w:val="24"/>
+                <w:szCs w:val="24"/>
+              </w:rPr>
+              <w:t>1</w:t>
+            </w:r>
+          </w:p>
+        </w:tc>
+      </w:tr>
+      <w:tr>
+        <w:trPr>
+          <w:trHeight w:val="780"/>
+        </w:trPr>
+        <w:tc>
+          <w:tcPr>
+            <w:tcW w:w="2400" w:type="dxa"/>
+            <w:tcBorders>
+              <w:top w:val="nil"/>
+              <w:left w:val="single" w:sz="8" w:space="0" w:color="000000" w:themeColor="text1"/>
+              <w:bottom w:val="single" w:sz="8" w:space="0" w:color="000000" w:themeColor="text1"/>
+              <w:right w:val="single" w:sz="8" w:space="0" w:color="000000" w:themeColor="text1"/>
+            </w:tcBorders>
+            <w:tcMar>
+              <w:top w:w="100" w:type="dxa"/>
+              <w:left w:w="100" w:type="dxa"/>
+              <w:bottom w:w="100" w:type="dxa"/>
+              <w:right w:w="100" w:type="dxa"/>
+            </w:tcMar>
+            <w:vAlign w:val="center"/>
+          </w:tcPr>
+          <w:p>
+            <w:pPr>
+              <w:spacing w:before="240" w:after="240" w:line="240" w:lineRule="auto"/>
+              <w:jc w:val="center"/>
+              <w:rPr>
+                <w:rFonts w:ascii="Calibri" w:eastAsia="Calibri" w:hAnsi="Calibri" w:cs="Calibri"/>
+                <w:sz w:val="24"/>
+                <w:szCs w:val="24"/>
+                <w:highlight w:val="white"/>
+              </w:rPr>
+            </w:pPr>
+            <w:r>
+              <w:rPr>
+                <w:rFonts w:ascii="Calibri" w:eastAsia="Calibri" w:hAnsi="Calibri" w:cs="Calibri"/>
+                <w:sz w:val="24"/>
+                <w:szCs w:val="24"/>
+                <w:highlight w:val="white"/>
+              </w:rPr>
+              <w:t>Desenvolvimento</w:t>
+            </w:r>
+          </w:p>
+        </w:tc>
+        <w:tc>
+          <w:tcPr>
+            <w:tcW w:w="3827" w:type="dxa"/>
+            <w:tcBorders>
+              <w:top w:val="nil"/>
+              <w:left w:val="nil"/>
+              <w:bottom w:val="single" w:sz="8" w:space="0" w:color="000000" w:themeColor="text1"/>
+              <w:right w:val="single" w:sz="8" w:space="0" w:color="000000" w:themeColor="text1"/>
+            </w:tcBorders>
+            <w:tcMar>
+              <w:top w:w="100" w:type="dxa"/>
+              <w:left w:w="100" w:type="dxa"/>
+              <w:bottom w:w="100" w:type="dxa"/>
+              <w:right w:w="100" w:type="dxa"/>
+            </w:tcMar>
+            <w:vAlign w:val="center"/>
+          </w:tcPr>
+          <w:p>
+            <w:pPr>
+              <w:spacing w:before="240" w:after="240" w:line="240" w:lineRule="auto"/>
+              <w:jc w:val="center"/>
+              <w:rPr>
+                <w:rFonts w:ascii="Calibri" w:eastAsia="Calibri" w:hAnsi="Calibri" w:cs="Calibri"/>
+                <w:sz w:val="24"/>
+                <w:szCs w:val="24"/>
+                <w:highlight w:val="white"/>
+              </w:rPr>
+            </w:pPr>
+            <w:r>
+              <w:rPr>
+                <w:rFonts w:ascii="Calibri" w:eastAsia="Calibri" w:hAnsi="Calibri" w:cs="Calibri"/>
+                <w:sz w:val="24"/>
+                <w:szCs w:val="24"/>
+                <w:highlight w:val="white"/>
+              </w:rPr>
+              <w:t>Realizar o desenvolvimento das demandas</w:t>
+            </w:r>
+          </w:p>
+        </w:tc>
+        <w:tc>
+          <w:tcPr>
+            <w:tcW w:w="3260" w:type="dxa"/>
+            <w:tcBorders>
+              <w:top w:val="nil"/>
+              <w:left w:val="nil"/>
+              <w:bottom w:val="single" w:sz="8" w:space="0" w:color="000000" w:themeColor="text1"/>
+              <w:right w:val="single" w:sz="8" w:space="0" w:color="000000" w:themeColor="text1"/>
+            </w:tcBorders>
+            <w:tcMar>
+              <w:top w:w="100" w:type="dxa"/>
+              <w:left w:w="100" w:type="dxa"/>
+              <w:bottom w:w="100" w:type="dxa"/>
+              <w:right w:w="100" w:type="dxa"/>
+            </w:tcMar>
+            <w:vAlign w:val="center"/>
+          </w:tcPr>
+          <w:p>
+            <w:pPr>
+              <w:spacing w:line="240" w:lineRule="auto"/>
+              <w:jc w:val="center"/>
+              <w:rPr>
+                <w:rFonts w:ascii="Calibri" w:eastAsia="Calibri" w:hAnsi="Calibri" w:cs="Calibri"/>
+                <w:sz w:val="24"/>
+                <w:szCs w:val="24"/>
+                <w:highlight w:val="white"/>
+              </w:rPr>
+            </w:pPr>
+            <w:r>
+              <w:rPr>
+                <w:rFonts w:ascii="Calibri" w:eastAsia="Calibri" w:hAnsi="Calibri" w:cs="Calibri"/>
+                <w:sz w:val="24"/>
+                <w:szCs w:val="24"/>
+                <w:highlight w:val="white"/>
+              </w:rPr>
+              <w:t>[DIAS_UTEIS]</w:t>
+            </w:r>
+          </w:p>
+        </w:tc>
+      </w:tr>
+      <w:tr>
+        <w:trPr>
+          <w:trHeight w:val="680"/>
+        </w:trPr>
+        <w:tc>
+          <w:tcPr>
+            <w:tcW w:w="2400" w:type="dxa"/>
+            <w:tcBorders>
+              <w:top w:val="nil"/>
+              <w:left w:val="single" w:sz="8" w:space="0" w:color="000000" w:themeColor="text1"/>
+              <w:bottom w:val="single" w:sz="8" w:space="0" w:color="000000" w:themeColor="text1"/>
+              <w:right w:val="single" w:sz="8" w:space="0" w:color="000000" w:themeColor="text1"/>
+            </w:tcBorders>
+            <w:tcMar>
+              <w:top w:w="100" w:type="dxa"/>
+              <w:left w:w="100" w:type="dxa"/>
+              <w:bottom w:w="100" w:type="dxa"/>
+              <w:right w:w="100" w:type="dxa"/>
+            </w:tcMar>
+            <w:vAlign w:val="center"/>
+          </w:tcPr>
+          <w:p>
+            <w:pPr>
+              <w:spacing w:before="240" w:after="240" w:line="240" w:lineRule="auto"/>
+              <w:jc w:val="center"/>
+              <w:rPr>
+                <w:rFonts w:ascii="Calibri" w:eastAsia="Calibri" w:hAnsi="Calibri" w:cs="Calibri"/>
+                <w:sz w:val="24"/>
+                <w:szCs w:val="24"/>
+              </w:rPr>
+            </w:pPr>
+            <w:r>
+              <w:rPr>
+                <w:rFonts w:ascii="Calibri" w:eastAsia="Calibri" w:hAnsi="Calibri" w:cs="Calibri"/>
+                <w:sz w:val="24"/>
+                <w:szCs w:val="24"/>
+              </w:rPr>
+              <w:t>Contagem final de PF</w:t>
+            </w:r>
+          </w:p>
+        </w:tc>
+        <w:tc>
+          <w:tcPr>
+            <w:tcW w:w="3827" w:type="dxa"/>
+            <w:tcBorders>
+              <w:top w:val="nil"/>
+              <w:left w:val="nil"/>
+              <w:bottom w:val="single" w:sz="8" w:space="0" w:color="000000" w:themeColor="text1"/>
+              <w:right w:val="single" w:sz="8" w:space="0" w:color="000000" w:themeColor="text1"/>
+            </w:tcBorders>
+            <w:tcMar>
+              <w:top w:w="100" w:type="dxa"/>
+              <w:left w:w="100" w:type="dxa"/>
+              <w:bottom w:w="100" w:type="dxa"/>
+              <w:right w:w="100" w:type="dxa"/>
+            </w:tcMar>
+            <w:vAlign w:val="center"/>
+          </w:tcPr>
+          <w:p>
+            <w:pPr>
+              <w:spacing w:before="240" w:after="240" w:line="240" w:lineRule="auto"/>
+              <w:jc w:val="center"/>
+              <w:rPr>
+                <w:rFonts w:ascii="Calibri" w:eastAsia="Calibri" w:hAnsi="Calibri" w:cs="Calibri"/>
+                <w:sz w:val="24"/>
+                <w:szCs w:val="24"/>
+              </w:rPr>
+            </w:pPr>
+            <w:r>
+              <w:rPr>
+                <w:rFonts w:ascii="Calibri" w:eastAsia="Calibri" w:hAnsi="Calibri" w:cs="Calibri"/>
+                <w:sz w:val="24"/>
+                <w:szCs w:val="24"/>
+              </w:rPr>
+              <w:t>Contagem final do desenvolvimento</w:t>
+            </w:r>
+          </w:p>
+        </w:tc>
+        <w:tc>
+          <w:tcPr>
+            <w:tcW w:w="3260" w:type="dxa"/>
+            <w:tcBorders>
+              <w:top w:val="nil"/>
+              <w:left w:val="nil"/>
+              <w:bottom w:val="single" w:sz="8" w:space="0" w:color="000000" w:themeColor="text1"/>
+              <w:right w:val="single" w:sz="8" w:space="0" w:color="000000" w:themeColor="text1"/>
+            </w:tcBorders>
+            <w:tcMar>
+              <w:top w:w="100" w:type="dxa"/>
+              <w:left w:w="100" w:type="dxa"/>
+              <w:bottom w:w="100" w:type="dxa"/>
+              <w:right w:w="100" w:type="dxa"/>
+            </w:tcMar>
+            <w:vAlign w:val="center"/>
+          </w:tcPr>
+          <w:p>
+            <w:pPr>
+              <w:spacing w:before="240" w:after="240" w:line="240" w:lineRule="auto"/>
+              <w:jc w:val="center"/>
+              <w:rPr>
+                <w:rFonts w:ascii="Calibri" w:eastAsia="Calibri" w:hAnsi="Calibri" w:cs="Calibri"/>
+                <w:sz w:val="24"/>
+                <w:szCs w:val="24"/>
+              </w:rPr>
+            </w:pPr>
+            <w:r>
+              <w:rPr>
+                <w:rFonts w:ascii="Calibri" w:eastAsia="Calibri" w:hAnsi="Calibri" w:cs="Calibri"/>
+                <w:sz w:val="24"/>
+                <w:szCs w:val="24"/>
+              </w:rPr>
+              <w:t>1</w:t>
+            </w:r>
+          </w:p>
+        </w:tc>
+      </w:tr>
+      <w:tr>
+        <w:trPr>
+          <w:trHeight w:val="320"/>
+        </w:trPr>
+        <w:tc>
+          <w:tcPr>
+            <w:tcW w:w="2400" w:type="dxa"/>
+            <w:tcBorders>
+              <w:top w:val="nil"/>
+              <w:left w:val="single" w:sz="8" w:space="0" w:color="000000" w:themeColor="text1"/>
+              <w:bottom w:val="single" w:sz="8" w:space="0" w:color="000000" w:themeColor="text1"/>
+              <w:right w:val="single" w:sz="8" w:space="0" w:color="000000" w:themeColor="text1"/>
+            </w:tcBorders>
+            <w:tcMar>
+              <w:top w:w="100" w:type="dxa"/>
+              <w:left w:w="100" w:type="dxa"/>
+              <w:bottom w:w="100" w:type="dxa"/>
+              <w:right w:w="100" w:type="dxa"/>
+            </w:tcMar>
+            <w:vAlign w:val="center"/>
+          </w:tcPr>
+          <w:p>
+            <w:pPr>
+              <w:spacing w:before="240" w:after="240" w:line="240" w:lineRule="auto"/>
+              <w:jc w:val="center"/>
+              <w:rPr>
+                <w:rFonts w:ascii="Calibri" w:eastAsia="Calibri" w:hAnsi="Calibri" w:cs="Calibri"/>
+                <w:sz w:val="24"/>
+                <w:szCs w:val="24"/>
+              </w:rPr>
+            </w:pPr>
+            <w:r>
+              <w:rPr>
+                <w:rFonts w:ascii="Calibri" w:eastAsia="Calibri" w:hAnsi="Calibri" w:cs="Calibri"/>
+                <w:sz w:val="24"/>
+                <w:szCs w:val="24"/>
+              </w:rPr>
+              <w:t>Homologação</w:t>
+            </w:r>
+          </w:p>
+        </w:tc>
+        <w:tc>
+          <w:tcPr>
+            <w:tcW w:w="3827" w:type="dxa"/>
+            <w:tcBorders>
+              <w:top w:val="nil"/>
+              <w:left w:val="nil"/>
+              <w:bottom w:val="single" w:sz="8" w:space="0" w:color="000000" w:themeColor="text1"/>
+              <w:right w:val="single" w:sz="8" w:space="0" w:color="000000" w:themeColor="text1"/>
+            </w:tcBorders>
+            <w:tcMar>
+              <w:top w:w="100" w:type="dxa"/>
+              <w:left w:w="100" w:type="dxa"/>
+              <w:bottom w:w="100" w:type="dxa"/>
+              <w:right w:w="100" w:type="dxa"/>
+            </w:tcMar>
+            <w:vAlign w:val="center"/>
+          </w:tcPr>
+          <w:p>
+            <w:pPr>
+              <w:spacing w:before="240" w:after="240" w:line="240" w:lineRule="auto"/>
+              <w:jc w:val="center"/>
+              <w:rPr>
+                <w:rFonts w:ascii="Calibri" w:eastAsia="Calibri" w:hAnsi="Calibri" w:cs="Calibri"/>
+                <w:sz w:val="24"/>
+                <w:szCs w:val="24"/>
+              </w:rPr>
+            </w:pPr>
+            <w:r>
+              <w:rPr>
+                <w:rFonts w:ascii="Calibri" w:eastAsia="Calibri" w:hAnsi="Calibri" w:cs="Calibri"/>
+                <w:sz w:val="24"/>
+                <w:szCs w:val="24"/>
+              </w:rPr>
+              <w:t>Homologação da solução pela CHESF</w:t>
+            </w:r>
+          </w:p>
+        </w:tc>
+        <w:tc>
+          <w:tcPr>
+            <w:tcW w:w="3260" w:type="dxa"/>
+            <w:tcBorders>
+              <w:top w:val="nil"/>
+              <w:left w:val="nil"/>
+              <w:bottom w:val="single" w:sz="8" w:space="0" w:color="000000" w:themeColor="text1"/>
+              <w:right w:val="single" w:sz="8" w:space="0" w:color="000000" w:themeColor="text1"/>
+            </w:tcBorders>
+            <w:tcMar>
+              <w:top w:w="100" w:type="dxa"/>
+              <w:left w:w="100" w:type="dxa"/>
+              <w:bottom w:w="100" w:type="dxa"/>
+              <w:right w:w="100" w:type="dxa"/>
+            </w:tcMar>
+            <w:vAlign w:val="center"/>
+          </w:tcPr>
+          <w:p>
+            <w:pPr>
+              <w:spacing w:before="240" w:after="240" w:line="240" w:lineRule="auto"/>
+              <w:jc w:val="center"/>
+              <w:rPr>
+                <w:rFonts w:ascii="Calibri" w:eastAsia="Calibri" w:hAnsi="Calibri" w:cs="Calibri"/>
+                <w:sz w:val="24"/>
+                <w:szCs w:val="24"/>
+                <w:highlight w:val="white"/>
+              </w:rPr>
+            </w:pPr>
+            <w:r>
+              <w:rPr>
+                <w:rFonts w:ascii="Calibri" w:eastAsia="Calibri" w:hAnsi="Calibri" w:cs="Calibri"/>
+                <w:sz w:val="24"/>
+                <w:szCs w:val="24"/>
+                <w:highlight w:val="white"/>
+              </w:rPr>
+              <w:t>1</w:t>
+            </w:r>
+          </w:p>
+        </w:tc>
+      </w:tr>
+    </w:tbl>
+    <w:p>
+      <w:pPr>
+        <w:spacing w:after="240" w:line="240" w:lineRule="auto"/>
+        <w:jc w:val="center"/>
+        <w:rPr>
+          <w:rFonts w:ascii="Calibri" w:eastAsia="Calibri" w:hAnsi="Calibri" w:cs="Calibri"/>
+          <w:sz w:val="20"/>
+          <w:szCs w:val="20"/>
+        </w:rPr>
+      </w:pPr>
+      <w:r>
+        <w:rPr>
+          <w:rFonts w:ascii="Calibri" w:eastAsia="Calibri" w:hAnsi="Calibri" w:cs="Calibri"/>
+          <w:sz w:val="20"/>
+          <w:szCs w:val="20"/>
+        </w:rPr>
+        <w:t xml:space="preserve">Tabela </w:t>
+      </w:r>
+      <w:r>
+        <w:rPr>
+          <w:rFonts w:ascii="Calibri" w:eastAsia="Calibri" w:hAnsi="Calibri" w:cs="Calibri"/>
+          <w:sz w:val="20"/>
+          <w:szCs w:val="20"/>
+        </w:rPr>
+        <w:t>4</w:t>
+      </w:r>
+      <w:r>
+        <w:rPr>
+          <w:rFonts w:ascii="Calibri" w:eastAsia="Calibri" w:hAnsi="Calibri" w:cs="Calibri"/>
+          <w:sz w:val="20"/>
+          <w:szCs w:val="20"/>
+        </w:rPr>
+        <w:t xml:space="preserve"> – Cronograma de execução para autorização de serviço.</w:t>
+      </w:r>
+    </w:p>
+    <w:p>
+      <w:pPr>
+        <w:pBdr>
+          <w:top w:val="nil"/>
+          <w:left w:val="nil"/>
+          <w:bottom w:val="nil"/>
+          <w:right w:val="nil"/>
+          <w:between w:val="nil"/>
+        </w:pBdr>
+        <w:spacing w:before="240" w:after="240" w:line="360" w:lineRule="auto"/>
+        <w:jc w:val="both"/>
+        <w:rPr>
+          <w:rFonts w:ascii="Calibri" w:eastAsia="Calibri" w:hAnsi="Calibri" w:cs="Calibri"/>
+          <w:sz w:val="24"/>
+          <w:szCs w:val="24"/>
+        </w:rPr>
+      </w:pPr>
+      <w:r>
+        <w:rPr>
+          <w:rFonts w:ascii="Calibri" w:eastAsia="Calibri" w:hAnsi="Calibri" w:cs="Calibri"/>
+          <w:sz w:val="24"/>
+          <w:szCs w:val="24"/>
+        </w:rPr>
+        <w:t>O pagamento será realizado após a homologação e aprovação do serviço pela CHESF.</w:t>
+      </w:r>
+    </w:p>
+    <w:sectPr>
+      <w:headerReference w:type="default" r:id="rId7"/>
+      <w:footerReference w:type="default" r:id="rId8"/>
+      <w:headerReference w:type="first" r:id="rId9"/>
+      <w:footerReference w:type="first" r:id="rId10"/>
+      <w:pgSz w:w="11909" w:h="16834"/>
+      <w:pgMar w:top="850" w:right="1133" w:bottom="850" w:left="1133" w:header="720" w:footer="850" w:gutter="0"/>
+      <w:pgNumType w:start="1"/>
+      <w:cols w:space="720"/>
+    </w:sectPr>
+  </w:body>
+</w:document>
+</file>
+
+<file path=word/endnotes.xml><?xml version="1.0" encoding="utf-8"?>
+<w:endnotes xmlns:wpc="http://schemas.microsoft.com/office/word/2010/wordprocessingCanvas" xmlns:cx="http://schemas.microsoft.com/office/drawing/2014/chartex" xmlns:cx1="http://schemas.microsoft.com/office/drawing/2015/9/8/chartex" xmlns:cx2="http://schemas.microsoft.com/office/drawing/2015/10/21/chartex" xmlns:cx3="http://schemas.microsoft.com/office/drawing/2016/5/9/chartex" xmlns:cx4="http://schemas.microsoft.com/office/drawing/2016/5/10/chartex" xmlns:cx5="http://schemas.microsoft.com/office/drawing/2016/5/11/chartex" xmlns:cx6="http://schemas.microsoft.com/office/drawing/2016/5/12/chartex" xmlns:cx7="http://schemas.microsoft.com/office/drawing/2016/5/13/chartex" xmlns:cx8="http://schemas.microsoft.com/office/drawing/2016/5/14/chartex" xmlns:mc="http://schemas.openxmlformats.org/markup-compatibility/2006" xmlns:aink="http://schemas.microsoft.com/office/drawing/2016/ink" xmlns:am3d="http://schemas.microsoft.com/office/drawing/2017/model3d" xmlns:o="urn:schemas-microsoft-com:office:office" xmlns:oel="http://schemas.microsoft.com/office/2019/extlst" xmlns:r="http://schemas.openxmlformats.org/officeDocument/2006/relationships" xmlns:m="http://schemas.openxmlformats.org/officeDocument/2006/math" xmlns:v="urn:schemas-microsoft-com:vml" xmlns:wp14="http://schemas.microsoft.com/office/word/2010/wordprocessingDrawing" xmlns:wp="http://schemas.openxmlformats.org/drawingml/2006/wordprocessingDrawing" xmlns:w10="urn:schemas-microsoft-com:office:word" xmlns:w="http://schemas.openxmlformats.org/wordprocessingml/2006/main" xmlns:w14="http://schemas.microsoft.com/office/word/2010/wordml" xmlns:w15="http://schemas.microsoft.com/office/word/2012/wordml" xmlns:w16cex="http://schemas.microsoft.com/office/word/2018/wordml/cex" xmlns:w16cid="http://schemas.microsoft.com/office/word/2016/wordml/cid" xmlns:w16="http://schemas.microsoft.com/office/word/2018/wordml" xmlns:w16du="http://schemas.microsoft.com/office/word/2023/wordml/word16du" xmlns:w16sdtdh="http://schemas.microsoft.com/office/word/2020/wordml/sdtdatahash" xmlns:w16sdtfl="http://schemas.microsoft.com/office/word/2024/wordml/sdtformatlock" xmlns:w16se="http://schemas.microsoft.com/office/word/2015/wordml/symex" xmlns:wpg="http://schemas.microsoft.com/office/word/2010/wordprocessingGroup" xmlns:wpi="http://schemas.microsoft.com/office/word/2010/wordprocessingInk" xmlns:wne="http://schemas.microsoft.com/office/word/2006/wordml" xmlns:wps="http://schemas.microsoft.com/office/word/2010/wordprocessingShape" mc:Ignorable="w14 w15 w16se w16cid w16 w16cex w16sdtdh w16sdtfl w16du wp14">
+  <w:endnote w:type="separator" w:id="-1">
+    <w:p>
+      <w:pPr>
+        <w:spacing w:line="240" w:lineRule="auto"/>
+      </w:pPr>
+      <w:r>
+        <w:separator/>
+      </w:r>
+    </w:p>
+  </w:endnote>
+  <w:endnote w:type="continuationSeparator" w:id="0">
+    <w:p>
+      <w:pPr>
+        <w:spacing w:line="240" w:lineRule="auto"/>
+      </w:pPr>
+      <w:r>
+        <w:continuationSeparator/>
+      </w:r>
+    </w:p>
+  </w:endnote>
+</w:endnotes>
+</file>
+
+<file path=word/footer1.xml><?xml version="1.0" encoding="utf-8"?>
+<w:ftr xmlns:wpc="http://schemas.microsoft.com/office/word/2010/wordprocessingCanvas" xmlns:cx="http://schemas.microsoft.com/office/drawing/2014/chartex" xmlns:cx1="http://schemas.microsoft.com/office/drawing/2015/9/8/chartex" xmlns:cx2="http://schemas.microsoft.com/office/drawing/2015/10/21/chartex" xmlns:cx3="http://schemas.microsoft.com/office/drawing/2016/5/9/chartex" xmlns:cx4="http://schemas.microsoft.com/office/drawing/2016/5/10/chartex" xmlns:cx5="http://schemas.microsoft.com/office/drawing/2016/5/11/chartex" xmlns:cx6="http://schemas.microsoft.com/office/drawing/2016/5/12/chartex" xmlns:cx7="http://schemas.microsoft.com/office/drawing/2016/5/13/chartex" xmlns:cx8="http://schemas.microsoft.com/office/drawing/2016/5/14/chartex" xmlns:mc="http://schemas.openxmlformats.org/markup-compatibility/2006" xmlns:aink="http://schemas.microsoft.com/office/drawing/2016/ink" xmlns:am3d="http://schemas.microsoft.com/office/drawing/2017/model3d" xmlns:o="urn:schemas-microsoft-com:office:office" xmlns:oel="http://schemas.microsoft.com/office/2019/extlst" xmlns:r="http://schemas.openxmlformats.org/officeDocument/2006/relationships" xmlns:m="http://schemas.openxmlformats.org/officeDocument/2006/math" xmlns:v="urn:schemas-microsoft-com:vml" xmlns:wp14="http://schemas.microsoft.com/office/word/2010/wordprocessingDrawing" xmlns:wp="http://schemas.openxmlformats.org/drawingml/2006/wordprocessingDrawing" xmlns:w10="urn:schemas-microsoft-com:office:word" xmlns:w="http://schemas.openxmlformats.org/wordprocessingml/2006/main" xmlns:w14="http://schemas.microsoft.com/office/word/2010/wordml" xmlns:w15="http://schemas.microsoft.com/office/word/2012/wordml" xmlns:w16cex="http://schemas.microsoft.com/office/word/2018/wordml/cex" xmlns:w16cid="http://schemas.microsoft.com/office/word/2016/wordml/cid" xmlns:w16="http://schemas.microsoft.com/office/word/2018/wordml" xmlns:w16du="http://schemas.microsoft.com/office/word/2023/wordml/word16du" xmlns:w16sdtdh="http://schemas.microsoft.com/office/word/2020/wordml/sdtdatahash" xmlns:w16sdtfl="http://schemas.microsoft.com/office/word/2024/wordml/sdtformatlock" xmlns:w16se="http://schemas.microsoft.com/office/word/2015/wordml/symex" xmlns:wpg="http://schemas.microsoft.com/office/word/2010/wordprocessingGroup" xmlns:wpi="http://schemas.microsoft.com/office/word/2010/wordprocessingInk" xmlns:wne="http://schemas.microsoft.com/office/word/2006/wordml" xmlns:wps="http://schemas.microsoft.com/office/word/2010/wordprocessingShape" mc:Ignorable="w14 w15 w16se w16cid w16 w16cex w16sdtdh w16sdtfl w16du wp14">
+  <w:p>
+    <w:pPr>
+      <w:rPr>
+        <w:rFonts w:ascii="Calibri" w:eastAsia="Calibri" w:hAnsi="Calibri" w:cs="Calibri"/>
+        <w:color w:val="666666"/>
+        <w:sz w:val="24"/>
+        <w:szCs w:val="24"/>
+      </w:rPr>
+    </w:pPr>
+    <w:r>
+      <w:rPr>
+        <w:rFonts w:ascii="Calibri" w:eastAsia="Calibri" w:hAnsi="Calibri" w:cs="Calibri"/>
+        <w:noProof/>
+        <w:color w:val="666666"/>
+        <w:sz w:val="24"/>
+        <w:szCs w:val="24"/>
+      </w:rPr>
+      <w:drawing>
+        <wp:inline distT="114300" distB="114300" distL="114300" distR="114300" wp14:anchorId="7C1C896E" wp14:editId="07777777">
+          <wp:extent cx="142875" cy="114300"/>
+          <wp:effectExtent l="0" t="0" r="0" b="0"/>
+          <wp:docPr id="6" name="image3.png"/>
+          <wp:cNvGraphicFramePr/>
+          <a:graphic xmlns:a="http://schemas.openxmlformats.org/drawingml/2006/main">
+            <a:graphicData uri="http://schemas.openxmlformats.org/drawingml/2006/picture">
+              <pic:pic xmlns:pic="http://schemas.openxmlformats.org/drawingml/2006/picture">
+                <pic:nvPicPr>
+                  <pic:cNvPr id="0" name="image3.png"/>
+                  <pic:cNvPicPr preferRelativeResize="0"/>
+                </pic:nvPicPr>
+                <pic:blipFill>
+                  <a:blip r:embed="rId1"/>
+                  <a:srcRect/>
+                  <a:stretch>
+                    <a:fillRect/>
+                  </a:stretch>
+                </pic:blipFill>
+                <pic:spPr>
+                  <a:xfrm>
+                    <a:off x="0" y="0"/>
+                    <a:ext cx="142875" cy="114300"/>
+                  </a:xfrm>
+                  <a:prstGeom prst="rect">
+                    <a:avLst/>
+                  </a:prstGeom>
+                  <a:ln/>
+                </pic:spPr>
+              </pic:pic>
+            </a:graphicData>
+          </a:graphic>
+        </wp:inline>
+      </w:drawing>
+    </w:r>
+    <w:r>
+      <w:rPr>
+        <w:rFonts w:ascii="Calibri" w:eastAsia="Calibri" w:hAnsi="Calibri" w:cs="Calibri"/>
+        <w:color w:val="666666"/>
+        <w:sz w:val="24"/>
+        <w:szCs w:val="24"/>
+      </w:rPr>
+      <w:t xml:space="preserve"> Rua da Bronzita, 1917, Lagoa Nova, Natal/RN, Sala 3, 59.076-500</w:t>
+    </w:r>
+  </w:p>
+  <w:p>
+    <w:pPr>
+      <w:rPr>
+        <w:rFonts w:ascii="Calibri" w:eastAsia="Calibri" w:hAnsi="Calibri" w:cs="Calibri"/>
+        <w:color w:val="666666"/>
+        <w:sz w:val="24"/>
+        <w:szCs w:val="24"/>
+      </w:rPr>
+    </w:pPr>
+    <w:r>
+      <w:rPr>
+        <w:rFonts w:ascii="Calibri" w:eastAsia="Calibri" w:hAnsi="Calibri" w:cs="Calibri"/>
+        <w:noProof/>
+        <w:color w:val="666666"/>
+        <w:sz w:val="24"/>
+        <w:szCs w:val="24"/>
+      </w:rPr>
+      <w:drawing>
+        <wp:inline distT="114300" distB="114300" distL="114300" distR="114300" wp14:anchorId="077A7EB2" wp14:editId="07777777">
+          <wp:extent cx="123825" cy="123825"/>
+          <wp:effectExtent l="0" t="0" r="0" b="0"/>
+          <wp:docPr id="4" name="image1.png"/>
+          <wp:cNvGraphicFramePr/>
+          <a:graphic xmlns:a="http://schemas.openxmlformats.org/drawingml/2006/main">
+            <a:graphicData uri="http://schemas.openxmlformats.org/drawingml/2006/picture">
+              <pic:pic xmlns:pic="http://schemas.openxmlformats.org/drawingml/2006/picture">
+                <pic:nvPicPr>
+                  <pic:cNvPr id="0" name="image1.png"/>
+                  <pic:cNvPicPr preferRelativeResize="0"/>
+                </pic:nvPicPr>
+                <pic:blipFill>
+                  <a:blip r:embed="rId2"/>
+                  <a:srcRect/>
+                  <a:stretch>
+                    <a:fillRect/>
+                  </a:stretch>
+                </pic:blipFill>
+                <pic:spPr>
+                  <a:xfrm>
+                    <a:off x="0" y="0"/>
+                    <a:ext cx="123825" cy="123825"/>
+                  </a:xfrm>
+                  <a:prstGeom prst="rect">
+                    <a:avLst/>
+                  </a:prstGeom>
+                  <a:ln/>
+                </pic:spPr>
+              </pic:pic>
+            </a:graphicData>
+          </a:graphic>
+        </wp:inline>
+      </w:drawing>
+    </w:r>
+    <w:r>
+      <w:rPr>
+        <w:rFonts w:ascii="Calibri" w:eastAsia="Calibri" w:hAnsi="Calibri" w:cs="Calibri"/>
+        <w:color w:val="666666"/>
+        <w:sz w:val="24"/>
+        <w:szCs w:val="24"/>
+      </w:rPr>
+      <w:t xml:space="preserve"> +55 84 2020 1917</w:t>
+    </w:r>
+  </w:p>
+  <w:p>
+    <w:pPr>
+      <w:rPr>
+        <w:rFonts w:ascii="Calibri" w:eastAsia="Calibri" w:hAnsi="Calibri" w:cs="Calibri"/>
+        <w:color w:val="666666"/>
+        <w:sz w:val="24"/>
+        <w:szCs w:val="24"/>
+      </w:rPr>
+    </w:pPr>
+    <w:r>
+      <w:rPr>
+        <w:rFonts w:ascii="Calibri" w:eastAsia="Calibri" w:hAnsi="Calibri" w:cs="Calibri"/>
+        <w:noProof/>
+        <w:color w:val="666666"/>
+        <w:sz w:val="24"/>
+        <w:szCs w:val="24"/>
+      </w:rPr>
+      <w:drawing>
+        <wp:inline distT="114300" distB="114300" distL="114300" distR="114300" wp14:anchorId="750088C1" wp14:editId="07777777">
+          <wp:extent cx="133350" cy="104775"/>
+          <wp:effectExtent l="0" t="0" r="0" b="0"/>
+          <wp:docPr id="7" name="image4.png"/>
+          <wp:cNvGraphicFramePr/>
+          <a:graphic xmlns:a="http://schemas.openxmlformats.org/drawingml/2006/main">
+            <a:graphicData uri="http://schemas.openxmlformats.org/drawingml/2006/picture">
+              <pic:pic xmlns:pic="http://schemas.openxmlformats.org/drawingml/2006/picture">
+                <pic:nvPicPr>
+                  <pic:cNvPr id="0" name="image4.png"/>
+                  <pic:cNvPicPr preferRelativeResize="0"/>
+                </pic:nvPicPr>
+                <pic:blipFill>
+                  <a:blip r:embed="rId3"/>
+                  <a:srcRect/>
+                  <a:stretch>
+                    <a:fillRect/>
+                  </a:stretch>
+                </pic:blipFill>
+                <pic:spPr>
+                  <a:xfrm>
+                    <a:off x="0" y="0"/>
+                    <a:ext cx="133350" cy="104775"/>
+                  </a:xfrm>
+                  <a:prstGeom prst="rect">
+                    <a:avLst/>
+                  </a:prstGeom>
+                  <a:ln/>
+                </pic:spPr>
+              </pic:pic>
+            </a:graphicData>
+          </a:graphic>
+        </wp:inline>
+      </w:drawing>
+    </w:r>
+    <w:r>
+      <w:rPr>
+        <w:rFonts w:ascii="Calibri" w:eastAsia="Calibri" w:hAnsi="Calibri" w:cs="Calibri"/>
+        <w:color w:val="666666"/>
+        <w:sz w:val="24"/>
+        <w:szCs w:val="24"/>
+      </w:rPr>
+      <w:t xml:space="preserve"> contato@logap.com.br</w:t>
+    </w:r>
+  </w:p>
+</w:ftr>
+</file>
+
+<file path=word/footer2.xml><?xml version="1.0" encoding="utf-8"?>
+<w:ftr xmlns:wpc="http://schemas.microsoft.com/office/word/2010/wordprocessingCanvas" xmlns:cx="http://schemas.microsoft.com/office/drawing/2014/chartex" xmlns:cx1="http://schemas.microsoft.com/office/drawing/2015/9/8/chartex" xmlns:cx2="http://schemas.microsoft.com/office/drawing/2015/10/21/chartex" xmlns:cx3="http://schemas.microsoft.com/office/drawing/2016/5/9/chartex" xmlns:cx4="http://schemas.microsoft.com/office/drawing/2016/5/10/chartex" xmlns:cx5="http://schemas.microsoft.com/office/drawing/2016/5/11/chartex" xmlns:cx6="http://schemas.microsoft.com/office/drawing/2016/5/12/chartex" xmlns:cx7="http://schemas.microsoft.com/office/drawing/2016/5/13/chartex" xmlns:cx8="http://schemas.microsoft.com/office/drawing/2016/5/14/chartex" xmlns:mc="http://schemas.openxmlformats.org/markup-compatibility/2006" xmlns:aink="http://schemas.microsoft.com/office/drawing/2016/ink" xmlns:am3d="http://schemas.microsoft.com/office/drawing/2017/model3d" xmlns:o="urn:schemas-microsoft-com:office:office" xmlns:oel="http://schemas.microsoft.com/office/2019/extlst" xmlns:r="http://schemas.openxmlformats.org/officeDocument/2006/relationships" xmlns:m="http://schemas.openxmlformats.org/officeDocument/2006/math" xmlns:v="urn:schemas-microsoft-com:vml" xmlns:wp14="http://schemas.microsoft.com/office/word/2010/wordprocessingDrawing" xmlns:wp="http://schemas.openxmlformats.org/drawingml/2006/wordprocessingDrawing" xmlns:w10="urn:schemas-microsoft-com:office:word" xmlns:w="http://schemas.openxmlformats.org/wordprocessingml/2006/main" xmlns:w14="http://schemas.microsoft.com/office/word/2010/wordml" xmlns:w15="http://schemas.microsoft.com/office/word/2012/wordml" xmlns:w16cex="http://schemas.microsoft.com/office/word/2018/wordml/cex" xmlns:w16cid="http://schemas.microsoft.com/office/word/2016/wordml/cid" xmlns:w16="http://schemas.microsoft.com/office/word/2018/wordml" xmlns:w16du="http://schemas.microsoft.com/office/word/2023/wordml/word16du" xmlns:w16sdtdh="http://schemas.microsoft.com/office/word/2020/wordml/sdtdatahash" xmlns:w16sdtfl="http://schemas.microsoft.com/office/word/2024/wordml/sdtformatlock" xmlns:w16se="http://schemas.microsoft.com/office/word/2015/wordml/symex" xmlns:wpg="http://schemas.microsoft.com/office/word/2010/wordprocessingGroup" xmlns:wpi="http://schemas.microsoft.com/office/word/2010/wordprocessingInk" xmlns:wne="http://schemas.microsoft.com/office/word/2006/wordml" xmlns:wps="http://schemas.microsoft.com/office/word/2010/wordprocessingShape" mc:Ignorable="w14 w15 w16se w16cid w16 w16cex w16sdtdh w16sdtfl w16du wp14">
+  <w:p>
+    <w:pPr>
+      <w:rPr>
+        <w:color w:val="666666"/>
+      </w:rPr>
+    </w:pPr>
+    <w:r>
+      <w:rPr>
+        <w:noProof/>
+        <w:color w:val="666666"/>
+      </w:rPr>
+      <w:drawing>
+        <wp:inline distT="114300" distB="114300" distL="114300" distR="114300" wp14:anchorId="6B5D4887" wp14:editId="07777777">
+          <wp:extent cx="142875" cy="114300"/>
+          <wp:effectExtent l="0" t="0" r="0" b="0"/>
+          <wp:docPr id="8" name="image3.png"/>
+          <wp:cNvGraphicFramePr/>
+          <a:graphic xmlns:a="http://schemas.openxmlformats.org/drawingml/2006/main">
+            <a:graphicData uri="http://schemas.openxmlformats.org/drawingml/2006/picture">
+              <pic:pic xmlns:pic="http://schemas.openxmlformats.org/drawingml/2006/picture">
+                <pic:nvPicPr>
+                  <pic:cNvPr id="0" name="image3.png"/>
+                  <pic:cNvPicPr preferRelativeResize="0"/>
+                </pic:nvPicPr>
+                <pic:blipFill>
+                  <a:blip r:embed="rId1"/>
+                  <a:srcRect/>
+                  <a:stretch>
+                    <a:fillRect/>
+                  </a:stretch>
+                </pic:blipFill>
+                <pic:spPr>
+                  <a:xfrm>
+                    <a:off x="0" y="0"/>
+                    <a:ext cx="142875" cy="114300"/>
+                  </a:xfrm>
+                  <a:prstGeom prst="rect">
+                    <a:avLst/>
+                  </a:prstGeom>
+                  <a:ln/>
+                </pic:spPr>
+              </pic:pic>
+            </a:graphicData>
+          </a:graphic>
+        </wp:inline>
+      </w:drawing>
+    </w:r>
+    <w:r>
+      <w:rPr>
+        <w:color w:val="666666"/>
+      </w:rPr>
+      <w:t xml:space="preserve"> Rua da Bronzita, 1917, Lagoa Nova, Natal/RN, Sala 3, 59.076-500</w:t>
+    </w:r>
+  </w:p>
+  <w:p>
+    <w:pPr>
+      <w:rPr>
+        <w:color w:val="666666"/>
+      </w:rPr>
+    </w:pPr>
+    <w:r>
+      <w:rPr>
+        <w:noProof/>
+        <w:color w:val="666666"/>
+      </w:rPr>
+      <w:drawing>
+        <wp:inline distT="114300" distB="114300" distL="114300" distR="114300" wp14:anchorId="0BD8ECFE" wp14:editId="07777777">
+          <wp:extent cx="123825" cy="123825"/>
+          <wp:effectExtent l="0" t="0" r="0" b="0"/>
+          <wp:docPr id="5" name="image1.png"/>
+          <wp:cNvGraphicFramePr/>
+          <a:graphic xmlns:a="http://schemas.openxmlformats.org/drawingml/2006/main">
+            <a:graphicData uri="http://schemas.openxmlformats.org/drawingml/2006/picture">
+              <pic:pic xmlns:pic="http://schemas.openxmlformats.org/drawingml/2006/picture">
+                <pic:nvPicPr>
+                  <pic:cNvPr id="0" name="image1.png"/>
+                  <pic:cNvPicPr preferRelativeResize="0"/>
+                </pic:nvPicPr>
+                <pic:blipFill>
+                  <a:blip r:embed="rId2"/>
+                  <a:srcRect/>
+                  <a:stretch>
+                    <a:fillRect/>
+                  </a:stretch>
+                </pic:blipFill>
+                <pic:spPr>
+                  <a:xfrm>
+                    <a:off x="0" y="0"/>
+                    <a:ext cx="123825" cy="123825"/>
+                  </a:xfrm>
+                  <a:prstGeom prst="rect">
+                    <a:avLst/>
+                  </a:prstGeom>
+                  <a:ln/>
+                </pic:spPr>
+              </pic:pic>
+            </a:graphicData>
+          </a:graphic>
+        </wp:inline>
+      </w:drawing>
+    </w:r>
+    <w:r>
+      <w:rPr>
+        <w:color w:val="666666"/>
+      </w:rPr>
+      <w:t xml:space="preserve"> +55 84 2020 1917</w:t>
+    </w:r>
+  </w:p>
+  <w:p>
+    <w:r>
+      <w:rPr>
+        <w:noProof/>
+        <w:color w:val="666666"/>
+      </w:rPr>
+      <w:drawing>
+        <wp:inline distT="114300" distB="114300" distL="114300" distR="114300" wp14:anchorId="4E952254" wp14:editId="07777777">
+          <wp:extent cx="133350" cy="104775"/>
+          <wp:effectExtent l="0" t="0" r="0" b="0"/>
+          <wp:docPr id="2" name="image4.png"/>
+          <wp:cNvGraphicFramePr/>
+          <a:graphic xmlns:a="http://schemas.openxmlformats.org/drawingml/2006/main">
+            <a:graphicData uri="http://schemas.openxmlformats.org/drawingml/2006/picture">
+              <pic:pic xmlns:pic="http://schemas.openxmlformats.org/drawingml/2006/picture">
+                <pic:nvPicPr>
+                  <pic:cNvPr id="0" name="image4.png"/>
+                  <pic:cNvPicPr preferRelativeResize="0"/>
+                </pic:nvPicPr>
+                <pic:blipFill>
+                  <a:blip r:embed="rId3"/>
+                  <a:srcRect/>
+                  <a:stretch>
+                    <a:fillRect/>
+                  </a:stretch>
+                </pic:blipFill>
+                <pic:spPr>
+                  <a:xfrm>
+                    <a:off x="0" y="0"/>
+                    <a:ext cx="133350" cy="104775"/>
+                  </a:xfrm>
+                  <a:prstGeom prst="rect">
+                    <a:avLst/>
+                  </a:prstGeom>
+                  <a:ln/>
+                </pic:spPr>
+              </pic:pic>
+            </a:graphicData>
+          </a:graphic>
+        </wp:inline>
+      </w:drawing>
+    </w:r>
+    <w:r>
+      <w:rPr>
+        <w:color w:val="666666"/>
+      </w:rPr>
+      <w:t xml:space="preserve"> contato@logap.com.br</w:t>
+    </w:r>
+  </w:p>
+</w:ftr>
+</file>
+
+<file path=word/footnotes.xml><?xml version="1.0" encoding="utf-8"?>
+<w:footnotes xmlns:wpc="http://schemas.microsoft.com/office/word/2010/wordprocessingCanvas" xmlns:cx="http://schemas.microsoft.com/office/drawing/2014/chartex" xmlns:cx1="http://schemas.microsoft.com/office/drawing/2015/9/8/chartex" xmlns:cx2="http://schemas.microsoft.com/office/drawing/2015/10/21/chartex" xmlns:cx3="http://schemas.microsoft.com/office/drawing/2016/5/9/chartex" xmlns:cx4="http://schemas.microsoft.com/office/drawing/2016/5/10/chartex" xmlns:cx5="http://schemas.microsoft.com/office/drawing/2016/5/11/chartex" xmlns:cx6="http://schemas.microsoft.com/office/drawing/2016/5/12/chartex" xmlns:cx7="http://schemas.microsoft.com/office/drawing/2016/5/13/chartex" xmlns:cx8="http://schemas.microsoft.com/office/drawing/2016/5/14/chartex" xmlns:mc="http://schemas.openxmlformats.org/markup-compatibility/2006" xmlns:aink="http://schemas.microsoft.com/office/drawing/2016/ink" xmlns:am3d="http://schemas.microsoft.com/office/drawing/2017/model3d" xmlns:o="urn:schemas-microsoft-com:office:office" xmlns:oel="http://schemas.microsoft.com/office/2019/extlst" xmlns:r="http://schemas.openxmlformats.org/officeDocument/2006/relationships" xmlns:m="http://schemas.openxmlformats.org/officeDocument/2006/math" xmlns:v="urn:schemas-microsoft-com:vml" xmlns:wp14="http://schemas.microsoft.com/office/word/2010/wordprocessingDrawing" xmlns:wp="http://schemas.openxmlformats.org/drawingml/2006/wordprocessingDrawing" xmlns:w10="urn:schemas-microsoft-com:office:word" xmlns:w="http://schemas.openxmlformats.org/wordprocessingml/2006/main" xmlns:w14="http://schemas.microsoft.com/office/word/2010/wordml" xmlns:w15="http://schemas.microsoft.com/office/word/2012/wordml" xmlns:w16cex="http://schemas.microsoft.com/office/word/2018/wordml/cex" xmlns:w16cid="http://schemas.microsoft.com/office/word/2016/wordml/cid" xmlns:w16="http://schemas.microsoft.com/office/word/2018/wordml" xmlns:w16du="http://schemas.microsoft.com/office/word/2023/wordml/word16du" xmlns:w16sdtdh="http://schemas.microsoft.com/office/word/2020/wordml/sdtdatahash" xmlns:w16sdtfl="http://schemas.microsoft.com/office/word/2024/wordml/sdtformatlock" xmlns:w16se="http://schemas.microsoft.com/office/word/2015/wordml/symex" xmlns:wpg="http://schemas.microsoft.com/office/word/2010/wordprocessingGroup" xmlns:wpi="http://schemas.microsoft.com/office/word/2010/wordprocessingInk" xmlns:wne="http://schemas.microsoft.com/office/word/2006/wordml" xmlns:wps="http://schemas.microsoft.com/office/word/2010/wordprocessingShape" mc:Ignorable="w14 w15 w16se w16cid w16 w16cex w16sdtdh w16sdtfl w16du wp14">
+  <w:footnote w:type="separator" w:id="-1">
+    <w:p>
+      <w:pPr>
+        <w:spacing w:line="240" w:lineRule="auto"/>
+      </w:pPr>
+      <w:r>
+        <w:separator/>
+      </w:r>
+    </w:p>
+  </w:footnote>
+  <w:footnote w:type="continuationSeparator" w:id="0">
+    <w:p>
+      <w:pPr>
+        <w:spacing w:line="240" w:lineRule="auto"/>
+      </w:pPr>
+      <w:r>
+        <w:continuationSeparator/>
+      </w:r>
+    </w:p>
+  </w:footnote>
+</w:footnotes>
+</file>
+
+<file path=word/header1.xml><?xml version="1.0" encoding="utf-8"?>
+<w:hdr xmlns:wpc="http://schemas.microsoft.com/office/word/2010/wordprocessingCanvas" xmlns:cx="http://schemas.microsoft.com/office/drawing/2014/chartex" xmlns:cx1="http://schemas.microsoft.com/office/drawing/2015/9/8/chartex" xmlns:cx2="http://schemas.microsoft.com/office/drawing/2015/10/21/chartex" xmlns:cx3="http://schemas.microsoft.com/office/drawing/2016/5/9/chartex" xmlns:cx4="http://schemas.microsoft.com/office/drawing/2016/5/10/chartex" xmlns:cx5="http://schemas.microsoft.com/office/drawing/2016/5/11/chartex" xmlns:cx6="http://schemas.microsoft.com/office/drawing/2016/5/12/chartex" xmlns:cx7="http://schemas.microsoft.com/office/drawing/2016/5/13/chartex" xmlns:cx8="http://schemas.microsoft.com/office/drawing/2016/5/14/chartex" xmlns:mc="http://schemas.openxmlformats.org/markup-compatibility/2006" xmlns:aink="http://schemas.microsoft.com/office/drawing/2016/ink" xmlns:am3d="http://schemas.microsoft.com/office/drawing/2017/model3d" xmlns:o="urn:schemas-microsoft-com:office:office" xmlns:oel="http://schemas.microsoft.com/office/2019/extlst" xmlns:r="http://schemas.openxmlformats.org/officeDocument/2006/relationships" xmlns:m="http://schemas.openxmlformats.org/officeDocument/2006/math" xmlns:v="urn:schemas-microsoft-com:vml" xmlns:wp14="http://schemas.microsoft.com/office/word/2010/wordprocessingDrawing" xmlns:wp="http://schemas.openxmlformats.org/drawingml/2006/wordprocessingDrawing" xmlns:w10="urn:schemas-microsoft-com:office:word" xmlns:w="http://schemas.openxmlformats.org/wordprocessingml/2006/main" xmlns:w14="http://schemas.microsoft.com/office/word/2010/wordml" xmlns:w15="http://schemas.microsoft.com/office/word/2012/wordml" xmlns:w16cex="http://schemas.microsoft.com/office/word/2018/wordml/cex" xmlns:w16cid="http://schemas.microsoft.com/office/word/2016/wordml/cid" xmlns:w16="http://schemas.microsoft.com/office/word/2018/wordml" xmlns:w16du="http://schemas.microsoft.com/office/word/2023/wordml/word16du" xmlns:w16sdtdh="http://schemas.microsoft.com/office/word/2020/wordml/sdtdatahash" xmlns:w16sdtfl="http://schemas.microsoft.com/office/word/2024/wordml/sdtformatlock" xmlns:w16se="http://schemas.microsoft.com/office/word/2015/wordml/symex" xmlns:wpg="http://schemas.microsoft.com/office/word/2010/wordprocessingGroup" xmlns:wpi="http://schemas.microsoft.com/office/word/2010/wordprocessingInk" xmlns:wne="http://schemas.microsoft.com/office/word/2006/wordml" xmlns:wps="http://schemas.microsoft.com/office/word/2010/wordprocessingShape" mc:Ignorable="w14 w15 w16se w16cid w16 w16cex w16sdtdh w16sdtfl w16du wp14">
+  <w:p>
+    <w:r>
+      <w:rPr>
+        <w:noProof/>
+      </w:rPr>
+      <w:drawing>
+        <wp:inline distT="114300" distB="114300" distL="114300" distR="114300" wp14:anchorId="026FE003" wp14:editId="07777777">
+          <wp:extent cx="1647825" cy="1152525"/>
+          <wp:effectExtent l="0" t="0" r="0" b="0"/>
+          <wp:docPr id="1" name="image2.png"/>
+          <wp:cNvGraphicFramePr/>
+          <a:graphic xmlns:a="http://schemas.openxmlformats.org/drawingml/2006/main">
+            <a:graphicData uri="http://schemas.openxmlformats.org/drawingml/2006/picture">
+              <pic:pic xmlns:pic="http://schemas.openxmlformats.org/drawingml/2006/picture">
+                <pic:nvPicPr>
+                  <pic:cNvPr id="0" name="image2.png"/>
+                  <pic:cNvPicPr preferRelativeResize="0"/>
+                </pic:nvPicPr>
+                <pic:blipFill>
+                  <a:blip r:embed="rId1"/>
+                  <a:srcRect/>
+                  <a:stretch>
+                    <a:fillRect/>
+                  </a:stretch>
+                </pic:blipFill>
+                <pic:spPr>
+                  <a:xfrm>
+                    <a:off x="0" y="0"/>
+                    <a:ext cx="1647825" cy="1152525"/>
+                  </a:xfrm>
+                  <a:prstGeom prst="rect">
+                    <a:avLst/>
+                  </a:prstGeom>
+                  <a:ln/>
+                </pic:spPr>
+              </pic:pic>
+            </a:graphicData>
+          </a:graphic>
+        </wp:inline>
+      </w:drawing>
+    </w:r>
+  </w:p>
+</w:hdr>
+</file>
+
+<file path=word/header2.xml><?xml version="1.0" encoding="utf-8"?>
+<w:hdr xmlns:wpc="http://schemas.microsoft.com/office/word/2010/wordprocessingCanvas" xmlns:cx="http://schemas.microsoft.com/office/drawing/2014/chartex" xmlns:cx1="http://schemas.microsoft.com/office/drawing/2015/9/8/chartex" xmlns:cx2="http://schemas.microsoft.com/office/drawing/2015/10/21/chartex" xmlns:cx3="http://schemas.microsoft.com/office/drawing/2016/5/9/chartex" xmlns:cx4="http://schemas.microsoft.com/office/drawing/2016/5/10/chartex" xmlns:cx5="http://schemas.microsoft.com/office/drawing/2016/5/11/chartex" xmlns:cx6="http://schemas.microsoft.com/office/drawing/2016/5/12/chartex" xmlns:cx7="http://schemas.microsoft.com/office/drawing/2016/5/13/chartex" xmlns:cx8="http://schemas.microsoft.com/office/drawing/2016/5/14/chartex" xmlns:mc="http://schemas.openxmlformats.org/markup-compatibility/2006" xmlns:aink="http://schemas.microsoft.com/office/drawing/2016/ink" xmlns:am3d="http://schemas.microsoft.com/office/drawing/2017/model3d" xmlns:o="urn:schemas-microsoft-com:office:office" xmlns:oel="http://schemas.microsoft.com/office/2019/extlst" xmlns:r="http://schemas.openxmlformats.org/officeDocument/2006/relationships" xmlns:m="http://schemas.openxmlformats.org/officeDocument/2006/math" xmlns:v="urn:schemas-microsoft-com:vml" xmlns:wp14="http://schemas.microsoft.com/office/word/2010/wordprocessingDrawing" xmlns:wp="http://schemas.openxmlformats.org/drawingml/2006/wordprocessingDrawing" xmlns:w10="urn:schemas-microsoft-com:office:word" xmlns:w="http://schemas.openxmlformats.org/wordprocessingml/2006/main" xmlns:w14="http://schemas.microsoft.com/office/word/2010/wordml" xmlns:w15="http://schemas.microsoft.com/office/word/2012/wordml" xmlns:w16cex="http://schemas.microsoft.com/office/word/2018/wordml/cex" xmlns:w16cid="http://schemas.microsoft.com/office/word/2016/wordml/cid" xmlns:w16="http://schemas.microsoft.com/office/word/2018/wordml" xmlns:w16du="http://schemas.microsoft.com/office/word/2023/wordml/word16du" xmlns:w16sdtdh="http://schemas.microsoft.com/office/word/2020/wordml/sdtdatahash" xmlns:w16sdtfl="http://schemas.microsoft.com/office/word/2024/wordml/sdtformatlock" xmlns:w16se="http://schemas.microsoft.com/office/word/2015/wordml/symex" xmlns:wpg="http://schemas.microsoft.com/office/word/2010/wordprocessingGroup" xmlns:wpi="http://schemas.microsoft.com/office/word/2010/wordprocessingInk" xmlns:wne="http://schemas.microsoft.com/office/word/2006/wordml" xmlns:wps="http://schemas.microsoft.com/office/word/2010/wordprocessingShape" mc:Ignorable="w14 w15 w16se w16cid w16 w16cex w16sdtdh w16sdtfl w16du wp14">
+  <w:p>
+    <w:r>
+      <w:rPr>
+        <w:noProof/>
+      </w:rPr>
+      <w:drawing>
+        <wp:inline distT="114300" distB="114300" distL="114300" distR="114300" wp14:anchorId="31D1FE3A" wp14:editId="07777777">
+          <wp:extent cx="1647825" cy="1152525"/>
+          <wp:effectExtent l="0" t="0" r="0" b="0"/>
+          <wp:docPr id="3" name="image2.png"/>
+          <wp:cNvGraphicFramePr/>
+          <a:graphic xmlns:a="http://schemas.openxmlformats.org/drawingml/2006/main">
+            <a:graphicData uri="http://schemas.openxmlformats.org/drawingml/2006/picture">
+              <pic:pic xmlns:pic="http://schemas.openxmlformats.org/drawingml/2006/picture">
+                <pic:nvPicPr>
+                  <pic:cNvPr id="0" name="image2.png"/>
+                  <pic:cNvPicPr preferRelativeResize="0"/>
+                </pic:nvPicPr>
+                <pic:blipFill>
+                  <a:blip r:embed="rId1"/>
+                  <a:srcRect/>
+                  <a:stretch>
+                    <a:fillRect/>
+                  </a:stretch>
+                </pic:blipFill>
+                <pic:spPr>
+                  <a:xfrm>
+                    <a:off x="0" y="0"/>
+                    <a:ext cx="1647825" cy="1152525"/>
+                  </a:xfrm>
+                  <a:prstGeom prst="rect">
+                    <a:avLst/>
+                  </a:prstGeom>
+                  <a:ln/>
+                </pic:spPr>
+              </pic:pic>
+            </a:graphicData>
+          </a:graphic>
+        </wp:inline>
+      </w:drawing>
+    </w:r>
+  </w:p>
+</w:hdr>
+</file>
 
 <file path=word/styles.xml><?xml version="1.0" encoding="utf-8"?>
 <w:styles xmlns:mc="http://schemas.openxmlformats.org/markup-compatibility/2006" xmlns:r="http://schemas.openxmlformats.org/officeDocument/2006/relationships" xmlns:w="http://schemas.openxmlformats.org/wordprocessingml/2006/main" xmlns:w14="http://schemas.microsoft.com/office/word/2010/wordml" xmlns:w15="http://schemas.microsoft.com/office/word/2012/wordml" xmlns:w16cex="http://schemas.microsoft.com/office/word/2018/wordml/cex" xmlns:w16cid="http://schemas.microsoft.com/office/word/2016/wordml/cid" xmlns:w16="http://schemas.microsoft.com/office/word/2018/wordml" xmlns:w16du="http://schemas.microsoft.com/office/word/2023/wordml/word16du" xmlns:w16sdtdh="http://schemas.microsoft.com/office/word/2020/wordml/sdtdatahash" xmlns:w16sdtfl="http://schemas.microsoft.com/office/word/2024/wordml/sdtformatlock" xmlns:w16se="http://schemas.microsoft.com/office/word/2015/wordml/symex" mc:Ignorable="w14 w15 w16se w16cid w16 w16cex w16sdtdh w16sdtfl w16du">
@@ -748,6 +4218,326 @@
 </w:styles>
 </file>
 
+<file path=word/theme/theme1.xml><?xml version="1.0" encoding="utf-8"?>
+<a:theme xmlns:a="http://schemas.openxmlformats.org/drawingml/2006/main" name="Office Theme">
+  <a:themeElements>
+    <a:clrScheme name="Office">
+      <a:dk1>
+        <a:sysClr val="windowText" lastClr="000000"/>
+      </a:dk1>
+      <a:lt1>
+        <a:sysClr val="window" lastClr="FFFFFF"/>
+      </a:lt1>
+      <a:dk2>
+        <a:srgbClr val="1F497D"/>
+      </a:dk2>
+      <a:lt2>
+        <a:srgbClr val="EEECE1"/>
+      </a:lt2>
+      <a:accent1>
+        <a:srgbClr val="4F81BD"/>
+      </a:accent1>
+      <a:accent2>
+        <a:srgbClr val="C0504D"/>
+      </a:accent2>
+      <a:accent3>
+        <a:srgbClr val="9BBB59"/>
+      </a:accent3>
+      <a:accent4>
+        <a:srgbClr val="8064A2"/>
+      </a:accent4>
+      <a:accent5>
+        <a:srgbClr val="4BACC6"/>
+      </a:accent5>
+      <a:accent6>
+        <a:srgbClr val="F79646"/>
+      </a:accent6>
+      <a:hlink>
+        <a:srgbClr val="0000FF"/>
+      </a:hlink>
+      <a:folHlink>
+        <a:srgbClr val="800080"/>
+      </a:folHlink>
+    </a:clrScheme>
+    <a:fontScheme name="Office">
+      <a:majorFont>
+        <a:latin typeface="Calibri"/>
+        <a:ea typeface=""/>
+        <a:cs typeface=""/>
+        <a:font script="Jpan" typeface="ＭＳ ゴシック"/>
+        <a:font script="Hang" typeface="맑은 고딕"/>
+        <a:font script="Hans" typeface="宋体"/>
+        <a:font script="Hant" typeface="新細明體"/>
+        <a:font script="Arab" typeface="Times New Roman"/>
+        <a:font script="Hebr" typeface="Times New Roman"/>
+        <a:font script="Thai" typeface="Angsana New"/>
+        <a:font script="Ethi" typeface="Nyala"/>
+        <a:font script="Beng" typeface="Vrinda"/>
+        <a:font script="Gujr" typeface="Shruti"/>
+        <a:font script="Khmr" typeface="MoolBoran"/>
+        <a:font script="Knda" typeface="Tunga"/>
+        <a:font script="Guru" typeface="Raavi"/>
+        <a:font script="Cans" typeface="Euphemia"/>
+        <a:font script="Cher" typeface="Plantagenet Cherokee"/>
+        <a:font script="Yiii" typeface="Microsoft Yi Baiti"/>
+        <a:font script="Tibt" typeface="Microsoft Himalaya"/>
+        <a:font script="Thaa" typeface="MV Boli"/>
+        <a:font script="Deva" typeface="Mangal"/>
+        <a:font script="Telu" typeface="Gautami"/>
+        <a:font script="Taml" typeface="Latha"/>
+        <a:font script="Syrc" typeface="Estrangelo Edessa"/>
+        <a:font script="Orya" typeface="Kalinga"/>
+        <a:font script="Mlym" typeface="Kartika"/>
+        <a:font script="Laoo" typeface="DokChampa"/>
+        <a:font script="Sinh" typeface="Iskoola Pota"/>
+        <a:font script="Mong" typeface="Mongolian Baiti"/>
+        <a:font script="Viet" typeface="Times New Roman"/>
+        <a:font script="Uigh" typeface="Microsoft Uighur"/>
+        <a:font script="Geor" typeface="Sylfaen"/>
+      </a:majorFont>
+      <a:minorFont>
+        <a:latin typeface="Cambria"/>
+        <a:ea typeface=""/>
+        <a:cs typeface=""/>
+        <a:font script="Jpan" typeface="ＭＳ 明朝"/>
+        <a:font script="Hang" typeface="맑은 고딕"/>
+        <a:font script="Hans" typeface="宋体"/>
+        <a:font script="Hant" typeface="新細明體"/>
+        <a:font script="Arab" typeface="Arial"/>
+        <a:font script="Hebr" typeface="Arial"/>
+        <a:font script="Thai" typeface="Cordia New"/>
+        <a:font script="Ethi" typeface="Nyala"/>
+        <a:font script="Beng" typeface="Vrinda"/>
+        <a:font script="Gujr" typeface="Shruti"/>
+        <a:font script="Khmr" typeface="DaunPenh"/>
+        <a:font script="Knda" typeface="Tunga"/>
+        <a:font script="Guru" typeface="Raavi"/>
+        <a:font script="Cans" typeface="Euphemia"/>
+        <a:font script="Cher" typeface="Plantagenet Cherokee"/>
+        <a:font script="Yiii" typeface="Microsoft Yi Baiti"/>
+        <a:font script="Tibt" typeface="Microsoft Himalaya"/>
+        <a:font script="Thaa" typeface="MV Boli"/>
+        <a:font script="Deva" typeface="Mangal"/>
+        <a:font script="Telu" typeface="Gautami"/>
+        <a:font script="Taml" typeface="Latha"/>
+        <a:font script="Syrc" typeface="Estrangelo Edessa"/>
+        <a:font script="Orya" typeface="Kalinga"/>
+        <a:font script="Mlym" typeface="Kartika"/>
+        <a:font script="Laoo" typeface="DokChampa"/>
+        <a:font script="Sinh" typeface="Iskoola Pota"/>
+        <a:font script="Mong" typeface="Mongolian Baiti"/>
+        <a:font script="Viet" typeface="Arial"/>
+        <a:font script="Uigh" typeface="Microsoft Uighur"/>
+        <a:font script="Geor" typeface="Sylfaen"/>
+      </a:minorFont>
+    </a:fontScheme>
+    <a:fmtScheme name="Office">
+      <a:fillStyleLst>
+        <a:solidFill>
+          <a:schemeClr val="phClr"/>
+        </a:solidFill>
+        <a:gradFill rotWithShape="1">
+          <a:gsLst>
+            <a:gs pos="0">
+              <a:schemeClr val="phClr">
+                <a:tint val="50000"/>
+                <a:satMod val="300000"/>
+              </a:schemeClr>
+            </a:gs>
+            <a:gs pos="35000">
+              <a:schemeClr val="phClr">
+                <a:tint val="37000"/>
+                <a:satMod val="300000"/>
+              </a:schemeClr>
+            </a:gs>
+            <a:gs pos="100000">
+              <a:schemeClr val="phClr">
+                <a:tint val="15000"/>
+                <a:satMod val="350000"/>
+              </a:schemeClr>
+            </a:gs>
+          </a:gsLst>
+          <a:lin ang="16200000" scaled="1"/>
+        </a:gradFill>
+        <a:gradFill rotWithShape="1">
+          <a:gsLst>
+            <a:gs pos="0">
+              <a:schemeClr val="phClr">
+                <a:tint val="100000"/>
+                <a:shade val="100000"/>
+                <a:satMod val="130000"/>
+              </a:schemeClr>
+            </a:gs>
+            <a:gs pos="100000">
+              <a:schemeClr val="phClr">
+                <a:tint val="50000"/>
+                <a:shade val="100000"/>
+                <a:satMod val="350000"/>
+              </a:schemeClr>
+            </a:gs>
+          </a:gsLst>
+          <a:lin ang="16200000" scaled="0"/>
+        </a:gradFill>
+      </a:fillStyleLst>
+      <a:lnStyleLst>
+        <a:ln w="9525" cap="flat" cmpd="sng" algn="ctr">
+          <a:solidFill>
+            <a:schemeClr val="phClr">
+              <a:shade val="95000"/>
+              <a:satMod val="105000"/>
+            </a:schemeClr>
+          </a:solidFill>
+          <a:prstDash val="solid"/>
+        </a:ln>
+        <a:ln w="25400" cap="flat" cmpd="sng" algn="ctr">
+          <a:solidFill>
+            <a:schemeClr val="phClr"/>
+          </a:solidFill>
+          <a:prstDash val="solid"/>
+        </a:ln>
+        <a:ln w="38100" cap="flat" cmpd="sng" algn="ctr">
+          <a:solidFill>
+            <a:schemeClr val="phClr"/>
+          </a:solidFill>
+          <a:prstDash val="solid"/>
+        </a:ln>
+      </a:lnStyleLst>
+      <a:effectStyleLst>
+        <a:effectStyle>
+          <a:effectLst>
+            <a:outerShdw blurRad="40000" dist="20000" dir="5400000" rotWithShape="0">
+              <a:srgbClr val="000000">
+                <a:alpha val="38000"/>
+              </a:srgbClr>
+            </a:outerShdw>
+          </a:effectLst>
+        </a:effectStyle>
+        <a:effectStyle>
+          <a:effectLst>
+            <a:outerShdw blurRad="40000" dist="23000" dir="5400000" rotWithShape="0">
+              <a:srgbClr val="000000">
+                <a:alpha val="35000"/>
+              </a:srgbClr>
+            </a:outerShdw>
+          </a:effectLst>
+        </a:effectStyle>
+        <a:effectStyle>
+          <a:effectLst>
+            <a:outerShdw blurRad="40000" dist="23000" dir="5400000" rotWithShape="0">
+              <a:srgbClr val="000000">
+                <a:alpha val="35000"/>
+              </a:srgbClr>
+            </a:outerShdw>
+          </a:effectLst>
+          <a:scene3d>
+            <a:camera prst="orthographicFront">
+              <a:rot lat="0" lon="0" rev="0"/>
+            </a:camera>
+            <a:lightRig rig="threePt" dir="t">
+              <a:rot lat="0" lon="0" rev="1200000"/>
+            </a:lightRig>
+          </a:scene3d>
+          <a:sp3d>
+            <a:bevelT w="63500" h="25400"/>
+          </a:sp3d>
+        </a:effectStyle>
+      </a:effectStyleLst>
+      <a:bgFillStyleLst>
+        <a:solidFill>
+          <a:schemeClr val="phClr"/>
+        </a:solidFill>
+        <a:gradFill rotWithShape="1">
+          <a:gsLst>
+            <a:gs pos="0">
+              <a:schemeClr val="phClr">
+                <a:tint val="40000"/>
+                <a:satMod val="350000"/>
+              </a:schemeClr>
+            </a:gs>
+            <a:gs pos="40000">
+              <a:schemeClr val="phClr">
+                <a:tint val="45000"/>
+                <a:shade val="99000"/>
+                <a:satMod val="350000"/>
+              </a:schemeClr>
+            </a:gs>
+            <a:gs pos="100000">
+              <a:schemeClr val="phClr">
+                <a:shade val="20000"/>
+                <a:satMod val="255000"/>
+              </a:schemeClr>
+            </a:gs>
+          </a:gsLst>
+          <a:path path="circle">
+            <a:fillToRect l="50000" t="-80000" r="50000" b="180000"/>
+          </a:path>
+        </a:gradFill>
+        <a:gradFill rotWithShape="1">
+          <a:gsLst>
+            <a:gs pos="0">
+              <a:schemeClr val="phClr">
+                <a:tint val="80000"/>
+                <a:satMod val="300000"/>
+              </a:schemeClr>
+            </a:gs>
+            <a:gs pos="100000">
+              <a:schemeClr val="phClr">
+                <a:shade val="30000"/>
+                <a:satMod val="200000"/>
+              </a:schemeClr>
+            </a:gs>
+          </a:gsLst>
+          <a:path path="circle">
+            <a:fillToRect l="50000" t="50000" r="50000" b="50000"/>
+          </a:path>
+        </a:gradFill>
+      </a:bgFillStyleLst>
+    </a:fmtScheme>
+  </a:themeElements>
+  <a:objectDefaults>
+    <a:spDef>
+      <a:spPr/>
+      <a:bodyPr/>
+      <a:lstStyle/>
+      <a:style>
+        <a:lnRef idx="1">
+          <a:schemeClr val="accent1"/>
+        </a:lnRef>
+        <a:fillRef idx="3">
+          <a:schemeClr val="accent1"/>
+        </a:fillRef>
+        <a:effectRef idx="2">
+          <a:schemeClr val="accent1"/>
+        </a:effectRef>
+        <a:fontRef idx="minor">
+          <a:schemeClr val="lt1"/>
+        </a:fontRef>
+      </a:style>
+    </a:spDef>
+    <a:lnDef>
+      <a:spPr/>
+      <a:bodyPr/>
+      <a:lstStyle/>
+      <a:style>
+        <a:lnRef idx="2">
+          <a:schemeClr val="accent1"/>
+        </a:lnRef>
+        <a:fillRef idx="0">
+          <a:schemeClr val="accent1"/>
+        </a:fillRef>
+        <a:effectRef idx="1">
+          <a:schemeClr val="accent1"/>
+        </a:effectRef>
+        <a:fontRef idx="minor">
+          <a:schemeClr val="tx1"/>
+        </a:fontRef>
+      </a:style>
+    </a:lnDef>
+  </a:objectDefaults>
+  <a:extraClrSchemeLst/>
+</a:theme>
+</file>
+
 <file path=customXml/item1.xml><?xml version="1.0" encoding="utf-8"?>
 <b:Sources xmlns:b="http://schemas.openxmlformats.org/officeDocument/2006/bibliography" xmlns="http://schemas.openxmlformats.org/officeDocument/2006/bibliography" SelectedStyle="\APASixthEditionOfficeOnline.xsl" StyleName="APA" Version="6"/>
 </file>
